--- a/Zeugnisse-Sek-2-Versiongeschichte.docx
+++ b/Zeugnisse-Sek-2-Versiongeschichte.docx
@@ -1,6 +1,6 @@
 
 <file path=word/document.xml><?xml version="1.0" encoding="utf-8"?>
-<w:document xmlns:wpc="http://schemas.microsoft.com/office/word/2010/wordprocessingCanvas" xmlns:cx="http://schemas.microsoft.com/office/drawing/2014/chartex" xmlns:cx1="http://schemas.microsoft.com/office/drawing/2015/9/8/chartex" xmlns:cx2="http://schemas.microsoft.com/office/drawing/2015/10/21/chartex" xmlns:cx3="http://schemas.microsoft.com/office/drawing/2016/5/9/chartex" xmlns:cx4="http://schemas.microsoft.com/office/drawing/2016/5/10/chartex" xmlns:cx5="http://schemas.microsoft.com/office/drawing/2016/5/11/chartex" xmlns:cx6="http://schemas.microsoft.com/office/drawing/2016/5/12/chartex" xmlns:cx7="http://schemas.microsoft.com/office/drawing/2016/5/13/chartex" xmlns:cx8="http://schemas.microsoft.com/office/drawing/2016/5/14/chartex" xmlns:mc="http://schemas.openxmlformats.org/markup-compatibility/2006" xmlns:aink="http://schemas.microsoft.com/office/drawing/2016/ink" xmlns:am3d="http://schemas.microsoft.com/office/drawing/2017/model3d" xmlns:o="urn:schemas-microsoft-com:office:office" xmlns:oel="http://schemas.microsoft.com/office/2019/extlst" xmlns:r="http://schemas.openxmlformats.org/officeDocument/2006/relationships" xmlns:m="http://schemas.openxmlformats.org/officeDocument/2006/math" xmlns:v="urn:schemas-microsoft-com:vml" xmlns:wp14="http://schemas.microsoft.com/office/word/2010/wordprocessingDrawing" xmlns:wp="http://schemas.openxmlformats.org/drawingml/2006/wordprocessingDrawing" xmlns:w10="urn:schemas-microsoft-com:office:word" xmlns:w="http://schemas.openxmlformats.org/wordprocessingml/2006/main" xmlns:w14="http://schemas.microsoft.com/office/word/2010/wordml" xmlns:w15="http://schemas.microsoft.com/office/word/2012/wordml" xmlns:w16cex="http://schemas.microsoft.com/office/word/2018/wordml/cex" xmlns:w16cid="http://schemas.microsoft.com/office/word/2016/wordml/cid" xmlns:w16="http://schemas.microsoft.com/office/word/2018/wordml" xmlns:w16sdtdh="http://schemas.microsoft.com/office/word/2020/wordml/sdtdatahash" xmlns:w16se="http://schemas.microsoft.com/office/word/2015/wordml/symex" xmlns:wpg="http://schemas.microsoft.com/office/word/2010/wordprocessingGroup" xmlns:wpi="http://schemas.microsoft.com/office/word/2010/wordprocessingInk" xmlns:wne="http://schemas.microsoft.com/office/word/2006/wordml" xmlns:wps="http://schemas.microsoft.com/office/word/2010/wordprocessingShape" mc:Ignorable="w14 w15 w16se w16cid w16 w16cex w16sdtdh wp14">
+<w:document xmlns:wpc="http://schemas.microsoft.com/office/word/2010/wordprocessingCanvas" xmlns:cx="http://schemas.microsoft.com/office/drawing/2014/chartex" xmlns:cx1="http://schemas.microsoft.com/office/drawing/2015/9/8/chartex" xmlns:cx2="http://schemas.microsoft.com/office/drawing/2015/10/21/chartex" xmlns:cx3="http://schemas.microsoft.com/office/drawing/2016/5/9/chartex" xmlns:cx4="http://schemas.microsoft.com/office/drawing/2016/5/10/chartex" xmlns:cx5="http://schemas.microsoft.com/office/drawing/2016/5/11/chartex" xmlns:cx6="http://schemas.microsoft.com/office/drawing/2016/5/12/chartex" xmlns:cx7="http://schemas.microsoft.com/office/drawing/2016/5/13/chartex" xmlns:cx8="http://schemas.microsoft.com/office/drawing/2016/5/14/chartex" xmlns:mc="http://schemas.openxmlformats.org/markup-compatibility/2006" xmlns:aink="http://schemas.microsoft.com/office/drawing/2016/ink" xmlns:am3d="http://schemas.microsoft.com/office/drawing/2017/model3d" xmlns:o="urn:schemas-microsoft-com:office:office" xmlns:oel="http://schemas.microsoft.com/office/2019/extlst" xmlns:r="http://schemas.openxmlformats.org/officeDocument/2006/relationships" xmlns:m="http://schemas.openxmlformats.org/officeDocument/2006/math" xmlns:v="urn:schemas-microsoft-com:vml" xmlns:wp14="http://schemas.microsoft.com/office/word/2010/wordprocessingDrawing" xmlns:wp="http://schemas.openxmlformats.org/drawingml/2006/wordprocessingDrawing" xmlns:w10="urn:schemas-microsoft-com:office:word" xmlns:w="http://schemas.openxmlformats.org/wordprocessingml/2006/main" xmlns:w14="http://schemas.microsoft.com/office/word/2010/wordml" xmlns:w15="http://schemas.microsoft.com/office/word/2012/wordml" xmlns:w16cex="http://schemas.microsoft.com/office/word/2018/wordml/cex" xmlns:w16cid="http://schemas.microsoft.com/office/word/2016/wordml/cid" xmlns:w16="http://schemas.microsoft.com/office/word/2018/wordml" xmlns:w16du="http://schemas.microsoft.com/office/word/2023/wordml/word16du" xmlns:w16sdtdh="http://schemas.microsoft.com/office/word/2020/wordml/sdtdatahash" xmlns:w16sdtfl="http://schemas.microsoft.com/office/word/2024/wordml/sdtformatlock" xmlns:w16se="http://schemas.microsoft.com/office/word/2015/wordml/symex" xmlns:wpg="http://schemas.microsoft.com/office/word/2010/wordprocessingGroup" xmlns:wpi="http://schemas.microsoft.com/office/word/2010/wordprocessingInk" xmlns:wne="http://schemas.microsoft.com/office/word/2006/wordml" xmlns:wps="http://schemas.microsoft.com/office/word/2010/wordprocessingShape" mc:Ignorable="w14 w15 w16se w16cid w16 w16cex w16sdtdh w16sdtfl w16du wp14">
   <w:body>
     <w:p>
       <w:pPr>
@@ -45,6 +45,147 @@
           <w:b/>
           <w:sz w:val="24"/>
         </w:rPr>
+        <w:t>13</w:t>
+      </w:r>
+      <w:r>
+        <w:rPr>
+          <w:rFonts w:ascii="Calibri" w:eastAsia="Calibri" w:hAnsi="Calibri" w:cs="Calibri"/>
+          <w:b/>
+          <w:sz w:val="24"/>
+        </w:rPr>
+        <w:t>.0</w:t>
+      </w:r>
+      <w:r>
+        <w:rPr>
+          <w:rFonts w:ascii="Calibri" w:eastAsia="Calibri" w:hAnsi="Calibri" w:cs="Calibri"/>
+          <w:b/>
+          <w:sz w:val="24"/>
+        </w:rPr>
+        <w:t>3</w:t>
+      </w:r>
+      <w:r>
+        <w:rPr>
+          <w:rFonts w:ascii="Calibri" w:eastAsia="Calibri" w:hAnsi="Calibri" w:cs="Calibri"/>
+          <w:b/>
+          <w:sz w:val="24"/>
+        </w:rPr>
+        <w:t>.202</w:t>
+      </w:r>
+      <w:r>
+        <w:rPr>
+          <w:rFonts w:ascii="Calibri" w:eastAsia="Calibri" w:hAnsi="Calibri" w:cs="Calibri"/>
+          <w:b/>
+          <w:sz w:val="24"/>
+        </w:rPr>
+        <w:t>5</w:t>
+      </w:r>
+      <w:r>
+        <w:rPr>
+          <w:rFonts w:ascii="Calibri" w:eastAsia="Calibri" w:hAnsi="Calibri" w:cs="Calibri"/>
+          <w:b/>
+          <w:sz w:val="24"/>
+        </w:rPr>
+        <w:t xml:space="preserve"> </w:t>
+      </w:r>
+    </w:p>
+    <w:p>
+      <w:pPr>
+        <w:pStyle w:val="Listenabsatz"/>
+        <w:numPr>
+          <w:ilvl w:val="0"/>
+          <w:numId w:val="9"/>
+        </w:numPr>
+        <w:rPr>
+          <w:rFonts w:ascii="Calibri" w:eastAsia="Calibri" w:hAnsi="Calibri" w:cs="Calibri"/>
+          <w:b/>
+          <w:sz w:val="24"/>
+        </w:rPr>
+      </w:pPr>
+      <w:r>
+        <w:rPr>
+          <w:rFonts w:ascii="Calibri" w:eastAsia="Calibri" w:hAnsi="Calibri" w:cs="Calibri"/>
+        </w:rPr>
+        <w:t xml:space="preserve">Anlage </w:t>
+      </w:r>
+      <w:r>
+        <w:rPr>
+          <w:rFonts w:ascii="Calibri" w:eastAsia="Calibri" w:hAnsi="Calibri" w:cs="Calibri"/>
+        </w:rPr>
+        <w:t xml:space="preserve">10, 11, 17 und </w:t>
+      </w:r>
+      <w:r>
+        <w:rPr>
+          <w:rFonts w:ascii="Calibri" w:eastAsia="Calibri" w:hAnsi="Calibri" w:cs="Calibri"/>
+        </w:rPr>
+        <w:t>18</w:t>
+      </w:r>
+      <w:r>
+        <w:rPr>
+          <w:rFonts w:ascii="Calibri" w:eastAsia="Calibri" w:hAnsi="Calibri" w:cs="Calibri"/>
+        </w:rPr>
+        <w:t xml:space="preserve">: Im Ereignis </w:t>
+      </w:r>
+      <w:proofErr w:type="spellStart"/>
+      <w:r>
+        <w:rPr>
+          <w:rFonts w:ascii="Calibri" w:eastAsia="Calibri" w:hAnsi="Calibri" w:cs="Calibri"/>
+        </w:rPr>
+        <w:t>BrieftextOnMailMerge</w:t>
+      </w:r>
+      <w:proofErr w:type="spellEnd"/>
+      <w:r>
+        <w:rPr>
+          <w:rFonts w:ascii="Calibri" w:eastAsia="Calibri" w:hAnsi="Calibri" w:cs="Calibri"/>
+        </w:rPr>
+        <w:t xml:space="preserve"> wurde die überflüssige Methode </w:t>
+      </w:r>
+      <w:r>
+        <w:rPr>
+          <w:rFonts w:ascii="Calibri" w:eastAsia="Calibri" w:hAnsi="Calibri" w:cs="Calibri"/>
+        </w:rPr>
+        <w:t xml:space="preserve"> </w:t>
+      </w:r>
+      <w:proofErr w:type="spellStart"/>
+      <w:r>
+        <w:rPr>
+          <w:rFonts w:ascii="Calibri" w:eastAsia="Calibri" w:hAnsi="Calibri" w:cs="Calibri"/>
+        </w:rPr>
+        <w:t>ConvertRBrichtext</w:t>
+      </w:r>
+      <w:proofErr w:type="spellEnd"/>
+      <w:r>
+        <w:rPr>
+          <w:rFonts w:ascii="Calibri" w:eastAsia="Calibri" w:hAnsi="Calibri" w:cs="Calibri"/>
+        </w:rPr>
+        <w:t>, die im Reportgenerator für Schild3 nicht weiter unterstützt wird, entfernt. Dadurch wird eine Kompatibilität</w:t>
+      </w:r>
+      <w:r>
+        <w:rPr>
+          <w:rFonts w:ascii="Calibri" w:eastAsia="Calibri" w:hAnsi="Calibri" w:cs="Calibri"/>
+        </w:rPr>
+        <w:t xml:space="preserve"> der Anlagen</w:t>
+      </w:r>
+      <w:r>
+        <w:rPr>
+          <w:rFonts w:ascii="Calibri" w:eastAsia="Calibri" w:hAnsi="Calibri" w:cs="Calibri"/>
+        </w:rPr>
+        <w:t xml:space="preserve"> für Schild3 gewährleistet.</w:t>
+      </w:r>
+    </w:p>
+    <w:p>
+      <w:pPr>
+        <w:rPr>
+          <w:rFonts w:ascii="Calibri" w:eastAsia="Calibri" w:hAnsi="Calibri" w:cs="Calibri"/>
+          <w:b/>
+          <w:sz w:val="24"/>
+        </w:rPr>
+      </w:pPr>
+      <w:r>
+        <w:rPr>
+          <w:rFonts w:ascii="Calibri" w:eastAsia="Calibri" w:hAnsi="Calibri" w:cs="Calibri"/>
+          <w:b/>
+          <w:sz w:val="24"/>
+        </w:rPr>
         <w:t>17.04.2024</w:t>
       </w:r>
       <w:r>
@@ -344,6 +485,7 @@
           <w:rFonts w:ascii="Calibri" w:eastAsia="Calibri" w:hAnsi="Calibri" w:cs="Calibri"/>
           <w:sz w:val="24"/>
         </w:rPr>
+        <w:lastRenderedPageBreak/>
         <w:t>Fehlerbehebung Anlage 05b: Bei zwei unterschiedlichen Vertiefungsfächern in der Qualifikationsphase kam es zu einer Doppelausgabe der Anzahl der Vertiefungsfächer</w:t>
       </w:r>
     </w:p>
@@ -384,272 +526,359 @@
           <w:rFonts w:ascii="Calibri" w:eastAsia="Calibri" w:hAnsi="Calibri" w:cs="Calibri"/>
           <w:sz w:val="24"/>
         </w:rPr>
+        <w:t>Anpassung des Parameters „K“ für die Quelle des Infoblocks in den Anlagen 10, 11, 17 und 18. Dort werden nun auch zusätzlich die Zeilenbeschriftungen des Infoblocks ausgeblendet.</w:t>
+      </w:r>
+    </w:p>
+    <w:p>
+      <w:pPr>
+        <w:numPr>
+          <w:ilvl w:val="0"/>
+          <w:numId w:val="6"/>
+        </w:numPr>
+        <w:ind w:left="720" w:hanging="360"/>
+        <w:rPr>
+          <w:rFonts w:ascii="Calibri" w:eastAsia="Calibri" w:hAnsi="Calibri" w:cs="Calibri"/>
+          <w:sz w:val="24"/>
+        </w:rPr>
+      </w:pPr>
+      <w:r>
+        <w:rPr>
+          <w:rFonts w:ascii="Calibri" w:eastAsia="Calibri" w:hAnsi="Calibri" w:cs="Calibri"/>
+          <w:sz w:val="24"/>
+        </w:rPr>
+        <w:t>Korrekturen an der Formatierung und den Abständen auf den Seiten 2 und 3 der Anlage 12. Betroffenen waren die Überschriften der Aufgabenfelder, Vertiefungs- und Projektkurse und die besondere Lernleistung, insbesondere bei mehrzeiligen Themen.</w:t>
+      </w:r>
+    </w:p>
+    <w:p>
+      <w:pPr>
+        <w:rPr>
+          <w:rFonts w:ascii="Calibri" w:eastAsia="Calibri" w:hAnsi="Calibri" w:cs="Calibri"/>
+          <w:b/>
+          <w:sz w:val="24"/>
+        </w:rPr>
+      </w:pPr>
+      <w:r>
+        <w:rPr>
+          <w:rFonts w:ascii="Calibri" w:eastAsia="Calibri" w:hAnsi="Calibri" w:cs="Calibri"/>
+          <w:b/>
+          <w:sz w:val="24"/>
+        </w:rPr>
+        <w:t>04.04.2022</w:t>
+      </w:r>
+    </w:p>
+    <w:p>
+      <w:pPr>
+        <w:numPr>
+          <w:ilvl w:val="0"/>
+          <w:numId w:val="7"/>
+        </w:numPr>
+        <w:ind w:left="720" w:hanging="360"/>
+        <w:rPr>
+          <w:rFonts w:ascii="Calibri" w:eastAsia="Calibri" w:hAnsi="Calibri" w:cs="Calibri"/>
+          <w:sz w:val="24"/>
+        </w:rPr>
+      </w:pPr>
+      <w:r>
+        <w:rPr>
+          <w:rFonts w:ascii="Calibri" w:eastAsia="Calibri" w:hAnsi="Calibri" w:cs="Calibri"/>
+          <w:sz w:val="24"/>
+        </w:rPr>
+        <w:t>Fehlerkorrekturen bei der Ausgabe der Jahrgangsstufen an einer Gesamtschule in den Anlagen 7 und 16a</w:t>
+      </w:r>
+    </w:p>
+    <w:p>
+      <w:pPr>
+        <w:numPr>
+          <w:ilvl w:val="0"/>
+          <w:numId w:val="7"/>
+        </w:numPr>
+        <w:ind w:left="720" w:hanging="360"/>
+        <w:rPr>
+          <w:rFonts w:ascii="Calibri" w:eastAsia="Calibri" w:hAnsi="Calibri" w:cs="Calibri"/>
+          <w:sz w:val="24"/>
+        </w:rPr>
+      </w:pPr>
+      <w:r>
+        <w:rPr>
+          <w:rFonts w:ascii="Calibri" w:eastAsia="Calibri" w:hAnsi="Calibri" w:cs="Calibri"/>
+          <w:sz w:val="24"/>
+        </w:rPr>
+        <w:t>Fehlerkorrekturen der Fußnoten in den Anlagen 3, 4, 7 und 12</w:t>
+      </w:r>
+    </w:p>
+    <w:p>
+      <w:pPr>
+        <w:numPr>
+          <w:ilvl w:val="0"/>
+          <w:numId w:val="7"/>
+        </w:numPr>
+        <w:ind w:left="720" w:hanging="360"/>
+        <w:rPr>
+          <w:rFonts w:ascii="Calibri" w:eastAsia="Calibri" w:hAnsi="Calibri" w:cs="Calibri"/>
+          <w:sz w:val="24"/>
+        </w:rPr>
+      </w:pPr>
+      <w:r>
+        <w:rPr>
+          <w:rFonts w:ascii="Calibri" w:eastAsia="Calibri" w:hAnsi="Calibri" w:cs="Calibri"/>
+          <w:sz w:val="24"/>
+        </w:rPr>
+        <w:t>Fehlerkorrektur der Erkennung volljähriger Schülerinnen und Schüler in den Anlagen 10, 11, 17, 18</w:t>
+      </w:r>
+    </w:p>
+    <w:p>
+      <w:pPr>
+        <w:numPr>
+          <w:ilvl w:val="0"/>
+          <w:numId w:val="7"/>
+        </w:numPr>
+        <w:ind w:left="720" w:hanging="360"/>
+        <w:rPr>
+          <w:rFonts w:ascii="Calibri" w:eastAsia="Calibri" w:hAnsi="Calibri" w:cs="Calibri"/>
+          <w:sz w:val="24"/>
+        </w:rPr>
+      </w:pPr>
+      <w:r>
+        <w:rPr>
+          <w:rFonts w:ascii="Calibri" w:eastAsia="Calibri" w:hAnsi="Calibri" w:cs="Calibri"/>
+          <w:sz w:val="24"/>
+        </w:rPr>
+        <w:t>Fehlerkorrektur der Zeilenumbrüche in der INI-Datei</w:t>
+      </w:r>
+    </w:p>
+    <w:p>
+      <w:pPr>
+        <w:numPr>
+          <w:ilvl w:val="0"/>
+          <w:numId w:val="7"/>
+        </w:numPr>
+        <w:ind w:left="720" w:hanging="360"/>
+        <w:rPr>
+          <w:rFonts w:ascii="Calibri" w:eastAsia="Calibri" w:hAnsi="Calibri" w:cs="Calibri"/>
+          <w:sz w:val="24"/>
+        </w:rPr>
+      </w:pPr>
+      <w:r>
+        <w:rPr>
+          <w:rFonts w:ascii="Calibri" w:eastAsia="Calibri" w:hAnsi="Calibri" w:cs="Calibri"/>
+          <w:sz w:val="24"/>
+        </w:rPr>
+        <w:t xml:space="preserve">Anpassung der Standard-INI-Werte auf N für </w:t>
+      </w:r>
+      <w:proofErr w:type="spellStart"/>
+      <w:r>
+        <w:rPr>
+          <w:rFonts w:ascii="Calibri" w:eastAsia="Calibri" w:hAnsi="Calibri" w:cs="Calibri"/>
+          <w:sz w:val="24"/>
+        </w:rPr>
+        <w:t>UnterschriftenMitStvKlassenlehrer</w:t>
+      </w:r>
+      <w:proofErr w:type="spellEnd"/>
+      <w:r>
+        <w:rPr>
+          <w:rFonts w:ascii="Calibri" w:eastAsia="Calibri" w:hAnsi="Calibri" w:cs="Calibri"/>
+          <w:sz w:val="24"/>
+        </w:rPr>
+        <w:t xml:space="preserve">  und </w:t>
+      </w:r>
+      <w:proofErr w:type="spellStart"/>
+      <w:r>
+        <w:rPr>
+          <w:rFonts w:ascii="Calibri" w:eastAsia="Calibri" w:hAnsi="Calibri" w:cs="Calibri"/>
+          <w:sz w:val="24"/>
+        </w:rPr>
+        <w:t>ZeugnisMitRand</w:t>
+      </w:r>
+      <w:proofErr w:type="spellEnd"/>
+      <w:r>
+        <w:rPr>
+          <w:rFonts w:ascii="Calibri" w:eastAsia="Calibri" w:hAnsi="Calibri" w:cs="Calibri"/>
+          <w:sz w:val="24"/>
+        </w:rPr>
+        <w:t xml:space="preserve">. Ebenso wird </w:t>
+      </w:r>
+      <w:proofErr w:type="spellStart"/>
+      <w:r>
+        <w:rPr>
+          <w:rFonts w:ascii="Calibri" w:eastAsia="Calibri" w:hAnsi="Calibri" w:cs="Calibri"/>
+          <w:sz w:val="24"/>
+        </w:rPr>
+        <w:t>ZeugnisdatumQuelle</w:t>
+      </w:r>
+      <w:proofErr w:type="spellEnd"/>
+      <w:r>
+        <w:rPr>
+          <w:rFonts w:ascii="Calibri" w:eastAsia="Calibri" w:hAnsi="Calibri" w:cs="Calibri"/>
+          <w:sz w:val="24"/>
+        </w:rPr>
+        <w:t xml:space="preserve"> auf I gesetzt für Anlagen 5b, 10, 11, 17, 18</w:t>
+      </w:r>
+    </w:p>
+    <w:p>
+      <w:pPr>
+        <w:numPr>
+          <w:ilvl w:val="0"/>
+          <w:numId w:val="7"/>
+        </w:numPr>
+        <w:ind w:left="720" w:hanging="360"/>
+        <w:rPr>
+          <w:rFonts w:ascii="Calibri" w:eastAsia="Calibri" w:hAnsi="Calibri" w:cs="Calibri"/>
+          <w:sz w:val="24"/>
+        </w:rPr>
+      </w:pPr>
+      <w:r>
+        <w:rPr>
+          <w:rFonts w:ascii="Calibri" w:eastAsia="Calibri" w:hAnsi="Calibri" w:cs="Calibri"/>
+          <w:sz w:val="24"/>
+        </w:rPr>
+        <w:t>In allen Anlagen wurden die Unterschriftenfunktionen erweitert. So kann jetzt in der INI ein senkrechter Strich „|“ in die Unterschriftentexte eingefügt werden, der als Zeilenumbruch beim Ausdruck interpretiert wird.</w:t>
+      </w:r>
+    </w:p>
+    <w:p>
+      <w:pPr>
+        <w:numPr>
+          <w:ilvl w:val="0"/>
+          <w:numId w:val="7"/>
+        </w:numPr>
+        <w:ind w:left="720" w:hanging="360"/>
+        <w:rPr>
+          <w:rFonts w:ascii="Calibri" w:eastAsia="Calibri" w:hAnsi="Calibri" w:cs="Calibri"/>
+          <w:sz w:val="24"/>
+        </w:rPr>
+      </w:pPr>
+      <w:r>
+        <w:rPr>
+          <w:rFonts w:ascii="Calibri" w:eastAsia="Calibri" w:hAnsi="Calibri" w:cs="Calibri"/>
+          <w:sz w:val="24"/>
+        </w:rPr>
+        <w:t>Für die Unterschriftenquelle des ZAA-Vorsitzes wurde der alte INI-Parameterwert „I“ durch „T“ ersetzt und damit die gleiche Funktionalität implementiert wie beim Beratungslehrer (Abfragebox und Eingabemöglichkeit eines Lehrerkürzels).</w:t>
+      </w:r>
+    </w:p>
+    <w:p>
+      <w:pPr>
+        <w:numPr>
+          <w:ilvl w:val="0"/>
+          <w:numId w:val="7"/>
+        </w:numPr>
+        <w:ind w:left="720" w:hanging="360"/>
+        <w:rPr>
+          <w:rFonts w:ascii="Calibri" w:eastAsia="Calibri" w:hAnsi="Calibri" w:cs="Calibri"/>
+          <w:sz w:val="24"/>
+        </w:rPr>
+      </w:pPr>
+      <w:r>
+        <w:rPr>
+          <w:rFonts w:ascii="Calibri" w:eastAsia="Calibri" w:hAnsi="Calibri" w:cs="Calibri"/>
+          <w:sz w:val="24"/>
+        </w:rPr>
+        <w:t xml:space="preserve">In Anlage 12 wird nun auch der </w:t>
+      </w:r>
+      <w:proofErr w:type="spellStart"/>
+      <w:r>
+        <w:rPr>
+          <w:rFonts w:ascii="Calibri" w:eastAsia="Calibri" w:hAnsi="Calibri" w:cs="Calibri"/>
+          <w:sz w:val="24"/>
+        </w:rPr>
+        <w:t>stv</w:t>
+      </w:r>
+      <w:proofErr w:type="spellEnd"/>
+      <w:r>
+        <w:rPr>
+          <w:rFonts w:ascii="Calibri" w:eastAsia="Calibri" w:hAnsi="Calibri" w:cs="Calibri"/>
+          <w:sz w:val="24"/>
+        </w:rPr>
+        <w:t>. Beratungslehrer ausgegeben, sofern in der INI-Datei eingestellt.</w:t>
+      </w:r>
+    </w:p>
+    <w:p>
+      <w:pPr>
+        <w:rPr>
+          <w:rFonts w:ascii="Calibri" w:eastAsia="Calibri" w:hAnsi="Calibri" w:cs="Calibri"/>
+          <w:b/>
+          <w:sz w:val="24"/>
+        </w:rPr>
+      </w:pPr>
+      <w:r>
+        <w:rPr>
+          <w:rFonts w:ascii="Calibri" w:eastAsia="Calibri" w:hAnsi="Calibri" w:cs="Calibri"/>
+          <w:b/>
+          <w:sz w:val="24"/>
+        </w:rPr>
+        <w:t>19.12.2021</w:t>
+      </w:r>
+    </w:p>
+    <w:p>
+      <w:pPr>
+        <w:rPr>
+          <w:rFonts w:ascii="Calibri" w:eastAsia="Calibri" w:hAnsi="Calibri" w:cs="Calibri"/>
+          <w:sz w:val="24"/>
+        </w:rPr>
+      </w:pPr>
+      <w:r>
+        <w:rPr>
+          <w:rFonts w:ascii="Calibri" w:eastAsia="Calibri" w:hAnsi="Calibri" w:cs="Calibri"/>
+          <w:sz w:val="24"/>
+        </w:rPr>
+        <w:t>Die Zeugnisse und Bescheide der Sekundarstufe II, die in den Anlagen der APO-</w:t>
+      </w:r>
+      <w:proofErr w:type="spellStart"/>
+      <w:r>
+        <w:rPr>
+          <w:rFonts w:ascii="Calibri" w:eastAsia="Calibri" w:hAnsi="Calibri" w:cs="Calibri"/>
+          <w:sz w:val="24"/>
+        </w:rPr>
+        <w:t>GOSt</w:t>
+      </w:r>
+      <w:proofErr w:type="spellEnd"/>
+      <w:r>
+        <w:rPr>
+          <w:rFonts w:ascii="Calibri" w:eastAsia="Calibri" w:hAnsi="Calibri" w:cs="Calibri"/>
+          <w:sz w:val="24"/>
+        </w:rPr>
+        <w:t xml:space="preserve"> enthalten sind, wurden aus verschiedenen Formularpaketen in einem eigenständigen Paket gebündelt. Daraus resultiert die hier neu begonnene Versionsgeschichte.</w:t>
+      </w:r>
+    </w:p>
+    <w:p>
+      <w:pPr>
+        <w:rPr>
+          <w:rFonts w:ascii="Calibri" w:eastAsia="Calibri" w:hAnsi="Calibri" w:cs="Calibri"/>
+          <w:sz w:val="24"/>
+        </w:rPr>
+      </w:pPr>
+      <w:r>
+        <w:rPr>
+          <w:rFonts w:ascii="Calibri" w:eastAsia="Calibri" w:hAnsi="Calibri" w:cs="Calibri"/>
+          <w:sz w:val="24"/>
+        </w:rPr>
+        <w:t>Dabei wurden die folgenden größeren Änderungen vorgenommen.</w:t>
+      </w:r>
+    </w:p>
+    <w:p>
+      <w:pPr>
+        <w:numPr>
+          <w:ilvl w:val="0"/>
+          <w:numId w:val="8"/>
+        </w:numPr>
+        <w:ind w:left="360" w:hanging="360"/>
+        <w:rPr>
+          <w:rFonts w:ascii="Calibri" w:eastAsia="Calibri" w:hAnsi="Calibri" w:cs="Calibri"/>
+          <w:sz w:val="24"/>
+        </w:rPr>
+      </w:pPr>
+      <w:r>
+        <w:rPr>
+          <w:rFonts w:ascii="Calibri" w:eastAsia="Calibri" w:hAnsi="Calibri" w:cs="Calibri"/>
+          <w:sz w:val="24"/>
+        </w:rPr>
+        <w:t xml:space="preserve">Die Zeugnisse sind nun durch INI-Dateien konfigurierbar. Dieses Format unterscheidet sich zum Teil in seinen Einstellungen von den INI-Dateien der Zeugnisse für die </w:t>
+      </w:r>
+      <w:r>
+        <w:rPr>
+          <w:rFonts w:ascii="Calibri" w:eastAsia="Calibri" w:hAnsi="Calibri" w:cs="Calibri"/>
+          <w:sz w:val="24"/>
+        </w:rPr>
         <w:lastRenderedPageBreak/>
-        <w:t>Anpassung des Parameters „K“ für die Quelle des Infoblocks in den Anlagen 10, 11, 17 und 18. Dort werden nun auch zusätzlich die Zeilenbeschriftungen des Infoblocks ausgeblendet.</w:t>
-      </w:r>
-    </w:p>
-    <w:p>
-      <w:pPr>
-        <w:numPr>
-          <w:ilvl w:val="0"/>
-          <w:numId w:val="6"/>
-        </w:numPr>
-        <w:ind w:left="720" w:hanging="360"/>
-        <w:rPr>
-          <w:rFonts w:ascii="Calibri" w:eastAsia="Calibri" w:hAnsi="Calibri" w:cs="Calibri"/>
-          <w:sz w:val="24"/>
-        </w:rPr>
-      </w:pPr>
-      <w:r>
-        <w:rPr>
-          <w:rFonts w:ascii="Calibri" w:eastAsia="Calibri" w:hAnsi="Calibri" w:cs="Calibri"/>
-          <w:sz w:val="24"/>
-        </w:rPr>
-        <w:t>Korrekturen an der Formatierung und den Abständen auf den Seiten 2 und 3 der Anlage 12. Betroffenen waren die Überschriften der Aufgabenfelder, Vertiefungs- und Projektkurse und die besondere Lernleistung, insbesondere bei mehrzeiligen Themen.</w:t>
-      </w:r>
-    </w:p>
-    <w:p>
-      <w:pPr>
-        <w:rPr>
-          <w:rFonts w:ascii="Calibri" w:eastAsia="Calibri" w:hAnsi="Calibri" w:cs="Calibri"/>
-          <w:b/>
-          <w:sz w:val="24"/>
-        </w:rPr>
-      </w:pPr>
-      <w:r>
-        <w:rPr>
-          <w:rFonts w:ascii="Calibri" w:eastAsia="Calibri" w:hAnsi="Calibri" w:cs="Calibri"/>
-          <w:b/>
-          <w:sz w:val="24"/>
-        </w:rPr>
-        <w:t>04.04.2022</w:t>
-      </w:r>
-    </w:p>
-    <w:p>
-      <w:pPr>
-        <w:numPr>
-          <w:ilvl w:val="0"/>
-          <w:numId w:val="7"/>
-        </w:numPr>
-        <w:ind w:left="720" w:hanging="360"/>
-        <w:rPr>
-          <w:rFonts w:ascii="Calibri" w:eastAsia="Calibri" w:hAnsi="Calibri" w:cs="Calibri"/>
-          <w:sz w:val="24"/>
-        </w:rPr>
-      </w:pPr>
-      <w:r>
-        <w:rPr>
-          <w:rFonts w:ascii="Calibri" w:eastAsia="Calibri" w:hAnsi="Calibri" w:cs="Calibri"/>
-          <w:sz w:val="24"/>
-        </w:rPr>
-        <w:t>Fehlerkorrekturen bei der Ausgabe der Jahrgangsstufen an einer Gesamtschule in den Anlagen 7 und 16a</w:t>
-      </w:r>
-    </w:p>
-    <w:p>
-      <w:pPr>
-        <w:numPr>
-          <w:ilvl w:val="0"/>
-          <w:numId w:val="7"/>
-        </w:numPr>
-        <w:ind w:left="720" w:hanging="360"/>
-        <w:rPr>
-          <w:rFonts w:ascii="Calibri" w:eastAsia="Calibri" w:hAnsi="Calibri" w:cs="Calibri"/>
-          <w:sz w:val="24"/>
-        </w:rPr>
-      </w:pPr>
-      <w:r>
-        <w:rPr>
-          <w:rFonts w:ascii="Calibri" w:eastAsia="Calibri" w:hAnsi="Calibri" w:cs="Calibri"/>
-          <w:sz w:val="24"/>
-        </w:rPr>
-        <w:t>Fehlerkorrekturen der Fußnoten in den Anlagen 3, 4, 7 und 12</w:t>
-      </w:r>
-    </w:p>
-    <w:p>
-      <w:pPr>
-        <w:numPr>
-          <w:ilvl w:val="0"/>
-          <w:numId w:val="7"/>
-        </w:numPr>
-        <w:ind w:left="720" w:hanging="360"/>
-        <w:rPr>
-          <w:rFonts w:ascii="Calibri" w:eastAsia="Calibri" w:hAnsi="Calibri" w:cs="Calibri"/>
-          <w:sz w:val="24"/>
-        </w:rPr>
-      </w:pPr>
-      <w:r>
-        <w:rPr>
-          <w:rFonts w:ascii="Calibri" w:eastAsia="Calibri" w:hAnsi="Calibri" w:cs="Calibri"/>
-          <w:sz w:val="24"/>
-        </w:rPr>
-        <w:t>Fehlerkorrektur der Erkennung volljähriger Schülerinnen und Schüler in den Anlagen 10, 11, 17, 18</w:t>
-      </w:r>
-    </w:p>
-    <w:p>
-      <w:pPr>
-        <w:numPr>
-          <w:ilvl w:val="0"/>
-          <w:numId w:val="7"/>
-        </w:numPr>
-        <w:ind w:left="720" w:hanging="360"/>
-        <w:rPr>
-          <w:rFonts w:ascii="Calibri" w:eastAsia="Calibri" w:hAnsi="Calibri" w:cs="Calibri"/>
-          <w:sz w:val="24"/>
-        </w:rPr>
-      </w:pPr>
-      <w:r>
-        <w:rPr>
-          <w:rFonts w:ascii="Calibri" w:eastAsia="Calibri" w:hAnsi="Calibri" w:cs="Calibri"/>
-          <w:sz w:val="24"/>
-        </w:rPr>
-        <w:t>Fehlerkorrektur der Zeilenumbrüche in der INI-Datei</w:t>
-      </w:r>
-    </w:p>
-    <w:p>
-      <w:pPr>
-        <w:numPr>
-          <w:ilvl w:val="0"/>
-          <w:numId w:val="7"/>
-        </w:numPr>
-        <w:ind w:left="720" w:hanging="360"/>
-        <w:rPr>
-          <w:rFonts w:ascii="Calibri" w:eastAsia="Calibri" w:hAnsi="Calibri" w:cs="Calibri"/>
-          <w:sz w:val="24"/>
-        </w:rPr>
-      </w:pPr>
-      <w:r>
-        <w:rPr>
-          <w:rFonts w:ascii="Calibri" w:eastAsia="Calibri" w:hAnsi="Calibri" w:cs="Calibri"/>
-          <w:sz w:val="24"/>
-        </w:rPr>
-        <w:t>Anpassung der Standard-INI-Werte auf N für UnterschriftenMitStvKlassenlehrer  und ZeugnisMitRand. Ebenso wird ZeugnisdatumQuelle auf I gesetzt für Anlagen 5b, 10, 11, 17, 18</w:t>
-      </w:r>
-    </w:p>
-    <w:p>
-      <w:pPr>
-        <w:numPr>
-          <w:ilvl w:val="0"/>
-          <w:numId w:val="7"/>
-        </w:numPr>
-        <w:ind w:left="720" w:hanging="360"/>
-        <w:rPr>
-          <w:rFonts w:ascii="Calibri" w:eastAsia="Calibri" w:hAnsi="Calibri" w:cs="Calibri"/>
-          <w:sz w:val="24"/>
-        </w:rPr>
-      </w:pPr>
-      <w:r>
-        <w:rPr>
-          <w:rFonts w:ascii="Calibri" w:eastAsia="Calibri" w:hAnsi="Calibri" w:cs="Calibri"/>
-          <w:sz w:val="24"/>
-        </w:rPr>
-        <w:t>In allen Anlagen wurden die Unterschriftenfunktionen erweitert. So kann jetzt in der INI ein senkrechter Strich „|“ in die Unterschriftentexte eingefügt werden, der als Zeilenumbruch beim Ausdruck interpretiert wird.</w:t>
-      </w:r>
-    </w:p>
-    <w:p>
-      <w:pPr>
-        <w:numPr>
-          <w:ilvl w:val="0"/>
-          <w:numId w:val="7"/>
-        </w:numPr>
-        <w:ind w:left="720" w:hanging="360"/>
-        <w:rPr>
-          <w:rFonts w:ascii="Calibri" w:eastAsia="Calibri" w:hAnsi="Calibri" w:cs="Calibri"/>
-          <w:sz w:val="24"/>
-        </w:rPr>
-      </w:pPr>
-      <w:r>
-        <w:rPr>
-          <w:rFonts w:ascii="Calibri" w:eastAsia="Calibri" w:hAnsi="Calibri" w:cs="Calibri"/>
-          <w:sz w:val="24"/>
-        </w:rPr>
-        <w:t>Für die Unterschriftenquelle des ZAA-Vorsitzes wurde der alte INI-Parameterwert „I“ durch „T“ ersetzt und damit die gleiche Funktionalität implementiert wie beim Beratungslehrer (Abfragebox und Eingabemöglichkeit eines Lehrerkürzels).</w:t>
-      </w:r>
-    </w:p>
-    <w:p>
-      <w:pPr>
-        <w:numPr>
-          <w:ilvl w:val="0"/>
-          <w:numId w:val="7"/>
-        </w:numPr>
-        <w:ind w:left="720" w:hanging="360"/>
-        <w:rPr>
-          <w:rFonts w:ascii="Calibri" w:eastAsia="Calibri" w:hAnsi="Calibri" w:cs="Calibri"/>
-          <w:sz w:val="24"/>
-        </w:rPr>
-      </w:pPr>
-      <w:r>
-        <w:rPr>
-          <w:rFonts w:ascii="Calibri" w:eastAsia="Calibri" w:hAnsi="Calibri" w:cs="Calibri"/>
-          <w:sz w:val="24"/>
-        </w:rPr>
-        <w:t>In Anlage 12 wird nun auch der stv. Beratungslehrer ausgegeben, sofern in der INI-Datei eingestellt.</w:t>
-      </w:r>
-    </w:p>
-    <w:p>
-      <w:pPr>
-        <w:rPr>
-          <w:rFonts w:ascii="Calibri" w:eastAsia="Calibri" w:hAnsi="Calibri" w:cs="Calibri"/>
-          <w:b/>
-          <w:sz w:val="24"/>
-        </w:rPr>
-      </w:pPr>
-      <w:r>
-        <w:rPr>
-          <w:rFonts w:ascii="Calibri" w:eastAsia="Calibri" w:hAnsi="Calibri" w:cs="Calibri"/>
-          <w:b/>
-          <w:sz w:val="24"/>
-        </w:rPr>
-        <w:t>19.12.2021</w:t>
-      </w:r>
-    </w:p>
-    <w:p>
-      <w:pPr>
-        <w:rPr>
-          <w:rFonts w:ascii="Calibri" w:eastAsia="Calibri" w:hAnsi="Calibri" w:cs="Calibri"/>
-          <w:sz w:val="24"/>
-        </w:rPr>
-      </w:pPr>
-      <w:r>
-        <w:rPr>
-          <w:rFonts w:ascii="Calibri" w:eastAsia="Calibri" w:hAnsi="Calibri" w:cs="Calibri"/>
-          <w:sz w:val="24"/>
-        </w:rPr>
-        <w:t>Die Zeugnisse und Bescheide der Sekundarstufe II, die in den Anlagen der APO-GOSt enthalten sind, wurden aus verschiedenen Formularpaketen in einem eigenständigen Paket gebündelt. Daraus resultiert die hier neu begonnene Versionsgeschichte.</w:t>
-      </w:r>
-    </w:p>
-    <w:p>
-      <w:pPr>
-        <w:rPr>
-          <w:rFonts w:ascii="Calibri" w:eastAsia="Calibri" w:hAnsi="Calibri" w:cs="Calibri"/>
-          <w:sz w:val="24"/>
-        </w:rPr>
-      </w:pPr>
-      <w:r>
-        <w:rPr>
-          <w:rFonts w:ascii="Calibri" w:eastAsia="Calibri" w:hAnsi="Calibri" w:cs="Calibri"/>
-          <w:sz w:val="24"/>
-        </w:rPr>
-        <w:t>Dabei wurden die folgenden größeren Änderungen vorgenommen.</w:t>
-      </w:r>
-    </w:p>
-    <w:p>
-      <w:pPr>
-        <w:numPr>
-          <w:ilvl w:val="0"/>
-          <w:numId w:val="8"/>
-        </w:numPr>
-        <w:ind w:left="360" w:hanging="360"/>
-        <w:rPr>
-          <w:rFonts w:ascii="Calibri" w:eastAsia="Calibri" w:hAnsi="Calibri" w:cs="Calibri"/>
-          <w:sz w:val="24"/>
-        </w:rPr>
-      </w:pPr>
-      <w:r>
-        <w:rPr>
-          <w:rFonts w:ascii="Calibri" w:eastAsia="Calibri" w:hAnsi="Calibri" w:cs="Calibri"/>
-          <w:sz w:val="24"/>
-        </w:rPr>
-        <w:t>Die Zeugnisse sind nun durch INI-Dateien konfigurierbar. Dieses Format unterscheidet sich zum Teil in seinen Einstellungen von den INI-Dateien der Zeugnisse für die Sekundarstufe I.</w:t>
+        <w:t>Sekundarstufe I.</w:t>
       </w:r>
       <w:r>
         <w:rPr>
@@ -672,17 +901,7 @@
             <w:sz w:val="24"/>
             <w:u w:val="single"/>
           </w:rPr>
-          <w:t xml:space="preserve">https://www.youtube.com/watch?v=OkoujJ2SlL0 HYPERLINK "https://www.youtube.com/watch?v=OkoujJ2SlL0&amp;t=77s" HYPERLINK "https://www.youtube.com/watch?v=OkoujJ2SlL0 HYPERLINK "https://www.youtube.com/watch?v=OkoujJ2SlL0&amp;t=77s"&amp; HYPERLINK "https://www.youtube.com/watch?v=OkoujJ2SlL0&amp;t=77s"t=77s" HYPERLINK </w:t>
-        </w:r>
-        <w:r>
-          <w:rPr>
-            <w:rFonts w:ascii="Calibri" w:eastAsia="Calibri" w:hAnsi="Calibri" w:cs="Calibri"/>
-            <w:color w:val="0563C1"/>
-            <w:sz w:val="24"/>
-            <w:u w:val="single"/>
-          </w:rPr>
-          <w:lastRenderedPageBreak/>
-          <w:t>"https://www.youtube.com/watch?v=OkoujJ2SlL0&amp;t=77s"&amp; HYPERLINK "https://www.youtube.com/watch?v=OkoujJ2SlL0&amp;t=77s" HYPERLINK "https://www.youtube.com/watch?v=OkoujJ2SlL0 HYPERLINK "https://www.youtube.com/watch?v=OkoujJ2SlL0&amp;t=77s"&amp; HYPERLINK "https://www.youtube.com/watch?v=OkoujJ2SlL0&amp;t=77s"t=77s" HYPERLINK "https://www.youtube.com/watch?v=OkoujJ2SlL0&amp;t=77s"t=77s</w:t>
+          <w:t>https://www.youtube.com/watch?v=OkoujJ2SlL0 HYPERLINK "https://www.youtube.com/watch?v=OkoujJ2SlL0&amp;t=77s" HYPERLINK "https://www.youtube.com/watch?v=OkoujJ2SlL0 HYPERLINK "https://www.youtube.com/watch?v=OkoujJ2SlL0&amp;t=77s"&amp; HYPERLINK "https://www.youtube.com/watch?v=OkoujJ2SlL0&amp;t=77s"t=77s" HYPERLINK "https://www.youtube.com/watch?v=OkoujJ2SlL0&amp;t=77s"&amp; HYPERLINK "https://www.youtube.com/watch?v=OkoujJ2SlL0&amp;t=77s" HYPERLINK "https://www.youtube.com/watch?v=OkoujJ2SlL0 HYPERLINK "https://www.youtube.com/watch?v=OkoujJ2SlL0&amp;t=77s"&amp; HYPERLINK "https://www.youtube.com/watch?v=OkoujJ2SlL0&amp;t=77s"t=77s" HYPERLINK "https://www.youtube.com/watch?v=OkoujJ2SlL0&amp;t=77s"t=77s</w:t>
         </w:r>
       </w:hyperlink>
     </w:p>
@@ -743,7 +962,23 @@
           <w:rFonts w:ascii="Calibri" w:eastAsia="Calibri" w:hAnsi="Calibri" w:cs="Calibri"/>
           <w:sz w:val="24"/>
         </w:rPr>
-        <w:t>Die Versionierung finden Sie im Report unter den Global &gt; Deklarations &gt; Constants.</w:t>
+        <w:t xml:space="preserve">Die Versionierung finden Sie im Report unter den Global &gt; </w:t>
+      </w:r>
+      <w:proofErr w:type="spellStart"/>
+      <w:r>
+        <w:rPr>
+          <w:rFonts w:ascii="Calibri" w:eastAsia="Calibri" w:hAnsi="Calibri" w:cs="Calibri"/>
+          <w:sz w:val="24"/>
+        </w:rPr>
+        <w:t>Deklarations</w:t>
+      </w:r>
+      <w:proofErr w:type="spellEnd"/>
+      <w:r>
+        <w:rPr>
+          <w:rFonts w:ascii="Calibri" w:eastAsia="Calibri" w:hAnsi="Calibri" w:cs="Calibri"/>
+          <w:sz w:val="24"/>
+        </w:rPr>
+        <w:t xml:space="preserve"> &gt; Constants.</w:t>
       </w:r>
     </w:p>
     <w:p>
@@ -857,7 +1092,7 @@
 </file>
 
 <file path=word/numbering.xml><?xml version="1.0" encoding="utf-8"?>
-<w:numbering xmlns:wpc="http://schemas.microsoft.com/office/word/2010/wordprocessingCanvas" xmlns:cx="http://schemas.microsoft.com/office/drawing/2014/chartex" xmlns:cx1="http://schemas.microsoft.com/office/drawing/2015/9/8/chartex" xmlns:cx2="http://schemas.microsoft.com/office/drawing/2015/10/21/chartex" xmlns:cx3="http://schemas.microsoft.com/office/drawing/2016/5/9/chartex" xmlns:cx4="http://schemas.microsoft.com/office/drawing/2016/5/10/chartex" xmlns:cx5="http://schemas.microsoft.com/office/drawing/2016/5/11/chartex" xmlns:cx6="http://schemas.microsoft.com/office/drawing/2016/5/12/chartex" xmlns:cx7="http://schemas.microsoft.com/office/drawing/2016/5/13/chartex" xmlns:cx8="http://schemas.microsoft.com/office/drawing/2016/5/14/chartex" xmlns:mc="http://schemas.openxmlformats.org/markup-compatibility/2006" xmlns:aink="http://schemas.microsoft.com/office/drawing/2016/ink" xmlns:am3d="http://schemas.microsoft.com/office/drawing/2017/model3d" xmlns:o="urn:schemas-microsoft-com:office:office" xmlns:oel="http://schemas.microsoft.com/office/2019/extlst" xmlns:r="http://schemas.openxmlformats.org/officeDocument/2006/relationships" xmlns:m="http://schemas.openxmlformats.org/officeDocument/2006/math" xmlns:v="urn:schemas-microsoft-com:vml" xmlns:wp14="http://schemas.microsoft.com/office/word/2010/wordprocessingDrawing" xmlns:wp="http://schemas.openxmlformats.org/drawingml/2006/wordprocessingDrawing" xmlns:w10="urn:schemas-microsoft-com:office:word" xmlns:w="http://schemas.openxmlformats.org/wordprocessingml/2006/main" xmlns:w14="http://schemas.microsoft.com/office/word/2010/wordml" xmlns:w15="http://schemas.microsoft.com/office/word/2012/wordml" xmlns:w16cex="http://schemas.microsoft.com/office/word/2018/wordml/cex" xmlns:w16cid="http://schemas.microsoft.com/office/word/2016/wordml/cid" xmlns:w16="http://schemas.microsoft.com/office/word/2018/wordml" xmlns:w16sdtdh="http://schemas.microsoft.com/office/word/2020/wordml/sdtdatahash" xmlns:w16se="http://schemas.microsoft.com/office/word/2015/wordml/symex" xmlns:wpg="http://schemas.microsoft.com/office/word/2010/wordprocessingGroup" xmlns:wpi="http://schemas.microsoft.com/office/word/2010/wordprocessingInk" xmlns:wne="http://schemas.microsoft.com/office/word/2006/wordml" xmlns:wps="http://schemas.microsoft.com/office/word/2010/wordprocessingShape" mc:Ignorable="w14 w15 w16se w16cid w16 w16cex w16sdtdh wp14">
+<w:numbering xmlns:wpc="http://schemas.microsoft.com/office/word/2010/wordprocessingCanvas" xmlns:cx="http://schemas.microsoft.com/office/drawing/2014/chartex" xmlns:cx1="http://schemas.microsoft.com/office/drawing/2015/9/8/chartex" xmlns:cx2="http://schemas.microsoft.com/office/drawing/2015/10/21/chartex" xmlns:cx3="http://schemas.microsoft.com/office/drawing/2016/5/9/chartex" xmlns:cx4="http://schemas.microsoft.com/office/drawing/2016/5/10/chartex" xmlns:cx5="http://schemas.microsoft.com/office/drawing/2016/5/11/chartex" xmlns:cx6="http://schemas.microsoft.com/office/drawing/2016/5/12/chartex" xmlns:cx7="http://schemas.microsoft.com/office/drawing/2016/5/13/chartex" xmlns:cx8="http://schemas.microsoft.com/office/drawing/2016/5/14/chartex" xmlns:mc="http://schemas.openxmlformats.org/markup-compatibility/2006" xmlns:aink="http://schemas.microsoft.com/office/drawing/2016/ink" xmlns:am3d="http://schemas.microsoft.com/office/drawing/2017/model3d" xmlns:o="urn:schemas-microsoft-com:office:office" xmlns:oel="http://schemas.microsoft.com/office/2019/extlst" xmlns:r="http://schemas.openxmlformats.org/officeDocument/2006/relationships" xmlns:m="http://schemas.openxmlformats.org/officeDocument/2006/math" xmlns:v="urn:schemas-microsoft-com:vml" xmlns:wp14="http://schemas.microsoft.com/office/word/2010/wordprocessingDrawing" xmlns:wp="http://schemas.openxmlformats.org/drawingml/2006/wordprocessingDrawing" xmlns:w10="urn:schemas-microsoft-com:office:word" xmlns:w="http://schemas.openxmlformats.org/wordprocessingml/2006/main" xmlns:w14="http://schemas.microsoft.com/office/word/2010/wordml" xmlns:w15="http://schemas.microsoft.com/office/word/2012/wordml" xmlns:w16cex="http://schemas.microsoft.com/office/word/2018/wordml/cex" xmlns:w16cid="http://schemas.microsoft.com/office/word/2016/wordml/cid" xmlns:w16="http://schemas.microsoft.com/office/word/2018/wordml" xmlns:w16du="http://schemas.microsoft.com/office/word/2023/wordml/word16du" xmlns:w16sdtdh="http://schemas.microsoft.com/office/word/2020/wordml/sdtdatahash" xmlns:w16sdtfl="http://schemas.microsoft.com/office/word/2024/wordml/sdtformatlock" xmlns:w16se="http://schemas.microsoft.com/office/word/2015/wordml/symex" xmlns:wpg="http://schemas.microsoft.com/office/word/2010/wordprocessingGroup" xmlns:wpi="http://schemas.microsoft.com/office/word/2010/wordprocessingInk" xmlns:wne="http://schemas.microsoft.com/office/word/2006/wordml" xmlns:wps="http://schemas.microsoft.com/office/word/2010/wordprocessingShape" mc:Ignorable="w14 w15 w16se w16cid w16 w16cex w16sdtdh w16sdtfl w16du wp14">
   <w:abstractNum w:abstractNumId="0" w15:restartNumberingAfterBreak="0">
     <w:nsid w:val="11BE5AD4"/>
     <w:multiLevelType w:val="multilevel"/>
@@ -1063,6 +1298,119 @@
     </w:lvl>
   </w:abstractNum>
   <w:abstractNum w:abstractNumId="4" w15:restartNumberingAfterBreak="0">
+    <w:nsid w:val="40A11667"/>
+    <w:multiLevelType w:val="hybridMultilevel"/>
+    <w:tmpl w:val="54DE282C"/>
+    <w:lvl w:ilvl="0" w:tplc="04070001">
+      <w:start w:val="1"/>
+      <w:numFmt w:val="bullet"/>
+      <w:lvlText w:val=""/>
+      <w:lvlJc w:val="left"/>
+      <w:pPr>
+        <w:ind w:left="720" w:hanging="360"/>
+      </w:pPr>
+      <w:rPr>
+        <w:rFonts w:ascii="Symbol" w:hAnsi="Symbol" w:hint="default"/>
+      </w:rPr>
+    </w:lvl>
+    <w:lvl w:ilvl="1" w:tplc="04070003" w:tentative="1">
+      <w:start w:val="1"/>
+      <w:numFmt w:val="bullet"/>
+      <w:lvlText w:val="o"/>
+      <w:lvlJc w:val="left"/>
+      <w:pPr>
+        <w:ind w:left="1440" w:hanging="360"/>
+      </w:pPr>
+      <w:rPr>
+        <w:rFonts w:ascii="Courier New" w:hAnsi="Courier New" w:cs="Courier New" w:hint="default"/>
+      </w:rPr>
+    </w:lvl>
+    <w:lvl w:ilvl="2" w:tplc="04070005" w:tentative="1">
+      <w:start w:val="1"/>
+      <w:numFmt w:val="bullet"/>
+      <w:lvlText w:val=""/>
+      <w:lvlJc w:val="left"/>
+      <w:pPr>
+        <w:ind w:left="2160" w:hanging="360"/>
+      </w:pPr>
+      <w:rPr>
+        <w:rFonts w:ascii="Wingdings" w:hAnsi="Wingdings" w:hint="default"/>
+      </w:rPr>
+    </w:lvl>
+    <w:lvl w:ilvl="3" w:tplc="04070001" w:tentative="1">
+      <w:start w:val="1"/>
+      <w:numFmt w:val="bullet"/>
+      <w:lvlText w:val=""/>
+      <w:lvlJc w:val="left"/>
+      <w:pPr>
+        <w:ind w:left="2880" w:hanging="360"/>
+      </w:pPr>
+      <w:rPr>
+        <w:rFonts w:ascii="Symbol" w:hAnsi="Symbol" w:hint="default"/>
+      </w:rPr>
+    </w:lvl>
+    <w:lvl w:ilvl="4" w:tplc="04070003" w:tentative="1">
+      <w:start w:val="1"/>
+      <w:numFmt w:val="bullet"/>
+      <w:lvlText w:val="o"/>
+      <w:lvlJc w:val="left"/>
+      <w:pPr>
+        <w:ind w:left="3600" w:hanging="360"/>
+      </w:pPr>
+      <w:rPr>
+        <w:rFonts w:ascii="Courier New" w:hAnsi="Courier New" w:cs="Courier New" w:hint="default"/>
+      </w:rPr>
+    </w:lvl>
+    <w:lvl w:ilvl="5" w:tplc="04070005" w:tentative="1">
+      <w:start w:val="1"/>
+      <w:numFmt w:val="bullet"/>
+      <w:lvlText w:val=""/>
+      <w:lvlJc w:val="left"/>
+      <w:pPr>
+        <w:ind w:left="4320" w:hanging="360"/>
+      </w:pPr>
+      <w:rPr>
+        <w:rFonts w:ascii="Wingdings" w:hAnsi="Wingdings" w:hint="default"/>
+      </w:rPr>
+    </w:lvl>
+    <w:lvl w:ilvl="6" w:tplc="04070001" w:tentative="1">
+      <w:start w:val="1"/>
+      <w:numFmt w:val="bullet"/>
+      <w:lvlText w:val=""/>
+      <w:lvlJc w:val="left"/>
+      <w:pPr>
+        <w:ind w:left="5040" w:hanging="360"/>
+      </w:pPr>
+      <w:rPr>
+        <w:rFonts w:ascii="Symbol" w:hAnsi="Symbol" w:hint="default"/>
+      </w:rPr>
+    </w:lvl>
+    <w:lvl w:ilvl="7" w:tplc="04070003" w:tentative="1">
+      <w:start w:val="1"/>
+      <w:numFmt w:val="bullet"/>
+      <w:lvlText w:val="o"/>
+      <w:lvlJc w:val="left"/>
+      <w:pPr>
+        <w:ind w:left="5760" w:hanging="360"/>
+      </w:pPr>
+      <w:rPr>
+        <w:rFonts w:ascii="Courier New" w:hAnsi="Courier New" w:cs="Courier New" w:hint="default"/>
+      </w:rPr>
+    </w:lvl>
+    <w:lvl w:ilvl="8" w:tplc="04070005" w:tentative="1">
+      <w:start w:val="1"/>
+      <w:numFmt w:val="bullet"/>
+      <w:lvlText w:val=""/>
+      <w:lvlJc w:val="left"/>
+      <w:pPr>
+        <w:ind w:left="6480" w:hanging="360"/>
+      </w:pPr>
+      <w:rPr>
+        <w:rFonts w:ascii="Wingdings" w:hAnsi="Wingdings" w:hint="default"/>
+      </w:rPr>
+    </w:lvl>
+  </w:abstractNum>
+  <w:abstractNum w:abstractNumId="5" w15:restartNumberingAfterBreak="0">
     <w:nsid w:val="46001FE4"/>
     <w:multiLevelType w:val="multilevel"/>
     <w:tmpl w:val="3C6EB83A"/>
@@ -1113,7 +1461,7 @@
       <w:lvlJc w:val="left"/>
     </w:lvl>
   </w:abstractNum>
-  <w:abstractNum w:abstractNumId="5" w15:restartNumberingAfterBreak="0">
+  <w:abstractNum w:abstractNumId="6" w15:restartNumberingAfterBreak="0">
     <w:nsid w:val="6D9D5C81"/>
     <w:multiLevelType w:val="multilevel"/>
     <w:tmpl w:val="26DE6D36"/>
@@ -1164,7 +1512,7 @@
       <w:lvlJc w:val="left"/>
     </w:lvl>
   </w:abstractNum>
-  <w:abstractNum w:abstractNumId="6" w15:restartNumberingAfterBreak="0">
+  <w:abstractNum w:abstractNumId="7" w15:restartNumberingAfterBreak="0">
     <w:nsid w:val="78A9407C"/>
     <w:multiLevelType w:val="multilevel"/>
     <w:tmpl w:val="177AE56A"/>
@@ -1215,7 +1563,7 @@
       <w:lvlJc w:val="left"/>
     </w:lvl>
   </w:abstractNum>
-  <w:abstractNum w:abstractNumId="7" w15:restartNumberingAfterBreak="0">
+  <w:abstractNum w:abstractNumId="8" w15:restartNumberingAfterBreak="0">
     <w:nsid w:val="7D4338C7"/>
     <w:multiLevelType w:val="multilevel"/>
     <w:tmpl w:val="EF7E59BA"/>
@@ -1270,19 +1618,19 @@
     <w:abstractNumId w:val="0"/>
   </w:num>
   <w:num w:numId="2" w16cid:durableId="751850763">
-    <w:abstractNumId w:val="7"/>
+    <w:abstractNumId w:val="8"/>
   </w:num>
   <w:num w:numId="3" w16cid:durableId="1664551487">
-    <w:abstractNumId w:val="5"/>
+    <w:abstractNumId w:val="6"/>
   </w:num>
   <w:num w:numId="4" w16cid:durableId="1356273193">
-    <w:abstractNumId w:val="4"/>
+    <w:abstractNumId w:val="5"/>
   </w:num>
   <w:num w:numId="5" w16cid:durableId="1143346999">
     <w:abstractNumId w:val="3"/>
   </w:num>
   <w:num w:numId="6" w16cid:durableId="451437883">
-    <w:abstractNumId w:val="6"/>
+    <w:abstractNumId w:val="7"/>
   </w:num>
   <w:num w:numId="7" w16cid:durableId="1127896975">
     <w:abstractNumId w:val="2"/>
@@ -1290,11 +1638,14 @@
   <w:num w:numId="8" w16cid:durableId="501821607">
     <w:abstractNumId w:val="1"/>
   </w:num>
+  <w:num w:numId="9" w16cid:durableId="1713651217">
+    <w:abstractNumId w:val="4"/>
+  </w:num>
 </w:numbering>
 </file>
 
 <file path=word/styles.xml><?xml version="1.0" encoding="utf-8"?>
-<w:styles xmlns:mc="http://schemas.openxmlformats.org/markup-compatibility/2006" xmlns:r="http://schemas.openxmlformats.org/officeDocument/2006/relationships" xmlns:w="http://schemas.openxmlformats.org/wordprocessingml/2006/main" xmlns:w14="http://schemas.microsoft.com/office/word/2010/wordml" xmlns:w15="http://schemas.microsoft.com/office/word/2012/wordml" xmlns:w16cex="http://schemas.microsoft.com/office/word/2018/wordml/cex" xmlns:w16cid="http://schemas.microsoft.com/office/word/2016/wordml/cid" xmlns:w16="http://schemas.microsoft.com/office/word/2018/wordml" xmlns:w16sdtdh="http://schemas.microsoft.com/office/word/2020/wordml/sdtdatahash" xmlns:w16se="http://schemas.microsoft.com/office/word/2015/wordml/symex" mc:Ignorable="w14 w15 w16se w16cid w16 w16cex w16sdtdh">
+<w:styles xmlns:mc="http://schemas.openxmlformats.org/markup-compatibility/2006" xmlns:r="http://schemas.openxmlformats.org/officeDocument/2006/relationships" xmlns:w="http://schemas.openxmlformats.org/wordprocessingml/2006/main" xmlns:w14="http://schemas.microsoft.com/office/word/2010/wordml" xmlns:w15="http://schemas.microsoft.com/office/word/2012/wordml" xmlns:w16cex="http://schemas.microsoft.com/office/word/2018/wordml/cex" xmlns:w16cid="http://schemas.microsoft.com/office/word/2016/wordml/cid" xmlns:w16="http://schemas.microsoft.com/office/word/2018/wordml" xmlns:w16du="http://schemas.microsoft.com/office/word/2023/wordml/word16du" xmlns:w16sdtdh="http://schemas.microsoft.com/office/word/2020/wordml/sdtdatahash" xmlns:w16sdtfl="http://schemas.microsoft.com/office/word/2024/wordml/sdtformatlock" xmlns:w16se="http://schemas.microsoft.com/office/word/2015/wordml/symex" mc:Ignorable="w14 w15 w16se w16cid w16 w16cex w16sdtdh w16sdtfl w16du">
   <w:docDefaults>
     <w:rPrDefault>
       <w:rPr>
@@ -1694,10 +2045,30 @@
     <w:name w:val="Normal"/>
     <w:qFormat/>
   </w:style>
+  <w:style w:type="paragraph" w:styleId="berschrift1">
+    <w:name w:val="heading 1"/>
+    <w:basedOn w:val="Standard"/>
+    <w:next w:val="Standard"/>
+    <w:link w:val="berschrift1Zchn"/>
+    <w:uiPriority w:val="9"/>
+    <w:qFormat/>
+    <w:rsid w:val="00316447"/>
+    <w:pPr>
+      <w:keepNext/>
+      <w:keepLines/>
+      <w:spacing w:before="240" w:after="0"/>
+      <w:outlineLvl w:val="0"/>
+    </w:pPr>
+    <w:rPr>
+      <w:rFonts w:asciiTheme="majorHAnsi" w:eastAsiaTheme="majorEastAsia" w:hAnsiTheme="majorHAnsi" w:cstheme="majorBidi"/>
+      <w:color w:val="2F5496" w:themeColor="accent1" w:themeShade="BF"/>
+      <w:sz w:val="32"/>
+      <w:szCs w:val="32"/>
+    </w:rPr>
+  </w:style>
   <w:style w:type="character" w:default="1" w:styleId="Absatz-Standardschriftart">
     <w:name w:val="Default Paragraph Font"/>
     <w:uiPriority w:val="1"/>
-    <w:semiHidden/>
     <w:unhideWhenUsed/>
   </w:style>
   <w:style w:type="table" w:default="1" w:styleId="NormaleTabelle">
@@ -1720,6 +2091,30 @@
     <w:uiPriority w:val="99"/>
     <w:semiHidden/>
     <w:unhideWhenUsed/>
+  </w:style>
+  <w:style w:type="paragraph" w:styleId="Listenabsatz">
+    <w:name w:val="List Paragraph"/>
+    <w:basedOn w:val="Standard"/>
+    <w:uiPriority w:val="34"/>
+    <w:qFormat/>
+    <w:rsid w:val="00A2703F"/>
+    <w:pPr>
+      <w:ind w:left="720"/>
+      <w:contextualSpacing/>
+    </w:pPr>
+  </w:style>
+  <w:style w:type="character" w:customStyle="1" w:styleId="berschrift1Zchn">
+    <w:name w:val="Überschrift 1 Zchn"/>
+    <w:basedOn w:val="Absatz-Standardschriftart"/>
+    <w:link w:val="berschrift1"/>
+    <w:uiPriority w:val="9"/>
+    <w:rsid w:val="00316447"/>
+    <w:rPr>
+      <w:rFonts w:asciiTheme="majorHAnsi" w:eastAsiaTheme="majorEastAsia" w:hAnsiTheme="majorHAnsi" w:cstheme="majorBidi"/>
+      <w:color w:val="2F5496" w:themeColor="accent1" w:themeShade="BF"/>
+      <w:sz w:val="32"/>
+      <w:szCs w:val="32"/>
+    </w:rPr>
   </w:style>
 </w:styles>
 </file>

--- a/Zeugnisse-Sek-2-Versiongeschichte.docx
+++ b/Zeugnisse-Sek-2-Versiongeschichte.docx
@@ -45,157 +45,154 @@
           <w:b/>
           <w:sz w:val="24"/>
         </w:rPr>
-        <w:t>13</w:t>
-      </w:r>
-      <w:r>
-        <w:rPr>
-          <w:rFonts w:ascii="Calibri" w:eastAsia="Calibri" w:hAnsi="Calibri" w:cs="Calibri"/>
-          <w:b/>
-          <w:sz w:val="24"/>
-        </w:rPr>
-        <w:t>.0</w:t>
-      </w:r>
-      <w:r>
-        <w:rPr>
-          <w:rFonts w:ascii="Calibri" w:eastAsia="Calibri" w:hAnsi="Calibri" w:cs="Calibri"/>
-          <w:b/>
-          <w:sz w:val="24"/>
-        </w:rPr>
-        <w:t>3</w:t>
-      </w:r>
-      <w:r>
-        <w:rPr>
-          <w:rFonts w:ascii="Calibri" w:eastAsia="Calibri" w:hAnsi="Calibri" w:cs="Calibri"/>
-          <w:b/>
-          <w:sz w:val="24"/>
-        </w:rPr>
-        <w:t>.202</w:t>
-      </w:r>
-      <w:r>
-        <w:rPr>
-          <w:rFonts w:ascii="Calibri" w:eastAsia="Calibri" w:hAnsi="Calibri" w:cs="Calibri"/>
-          <w:b/>
-          <w:sz w:val="24"/>
-        </w:rPr>
-        <w:t>5</w:t>
-      </w:r>
-      <w:r>
-        <w:rPr>
-          <w:rFonts w:ascii="Calibri" w:eastAsia="Calibri" w:hAnsi="Calibri" w:cs="Calibri"/>
-          <w:b/>
-          <w:sz w:val="24"/>
+        <w:t>26.03.2026</w:t>
+      </w:r>
+    </w:p>
+    <w:p>
+      <w:pPr>
+        <w:pStyle w:val="Listenabsatz"/>
+        <w:numPr>
+          <w:ilvl w:val="0"/>
+          <w:numId w:val="11"/>
+        </w:numPr>
+        <w:rPr>
+          <w:rFonts w:eastAsia="Calibri"/>
+        </w:rPr>
+      </w:pPr>
+      <w:r>
+        <w:rPr>
+          <w:rFonts w:eastAsia="Calibri"/>
+        </w:rPr>
+        <w:t>Anlage 5b</w:t>
+      </w:r>
+      <w:r>
+        <w:rPr>
+          <w:rFonts w:eastAsia="Calibri"/>
+        </w:rPr>
+        <w:t>: Korrektur bei 200 Punkte-Regel</w:t>
+      </w:r>
+    </w:p>
+    <w:p>
+      <w:pPr>
+        <w:pStyle w:val="Listenabsatz"/>
+        <w:numPr>
+          <w:ilvl w:val="0"/>
+          <w:numId w:val="11"/>
+        </w:numPr>
+        <w:rPr>
+          <w:rFonts w:eastAsia="Calibri"/>
+        </w:rPr>
+      </w:pPr>
+      <w:r>
+        <w:rPr>
+          <w:rFonts w:eastAsia="Calibri"/>
+        </w:rPr>
+        <w:t>Anlage 6: Korrektur von Rechtschreibfehlern bei Abschlussabfragen</w:t>
+      </w:r>
+    </w:p>
+    <w:p>
+      <w:pPr>
+        <w:rPr>
+          <w:rFonts w:ascii="Calibri" w:eastAsia="Calibri" w:hAnsi="Calibri" w:cs="Calibri"/>
+          <w:b/>
+          <w:sz w:val="24"/>
+        </w:rPr>
+      </w:pPr>
+      <w:r>
+        <w:rPr>
+          <w:rFonts w:ascii="Calibri" w:eastAsia="Calibri" w:hAnsi="Calibri" w:cs="Calibri"/>
+          <w:b/>
+          <w:sz w:val="24"/>
+        </w:rPr>
+        <w:t xml:space="preserve">13.03.2025 </w:t>
+      </w:r>
+    </w:p>
+    <w:p>
+      <w:pPr>
+        <w:pStyle w:val="Listenabsatz"/>
+        <w:numPr>
+          <w:ilvl w:val="0"/>
+          <w:numId w:val="9"/>
+        </w:numPr>
+        <w:rPr>
+          <w:rFonts w:ascii="Calibri" w:eastAsia="Calibri" w:hAnsi="Calibri" w:cs="Calibri"/>
+          <w:b/>
+          <w:sz w:val="24"/>
+        </w:rPr>
+      </w:pPr>
+      <w:r>
+        <w:rPr>
+          <w:rFonts w:ascii="Calibri" w:eastAsia="Calibri" w:hAnsi="Calibri" w:cs="Calibri"/>
+        </w:rPr>
+        <w:t xml:space="preserve">Anlage </w:t>
+      </w:r>
+      <w:r>
+        <w:rPr>
+          <w:rFonts w:ascii="Calibri" w:eastAsia="Calibri" w:hAnsi="Calibri" w:cs="Calibri"/>
+        </w:rPr>
+        <w:t xml:space="preserve">10, 11, 17 und </w:t>
+      </w:r>
+      <w:r>
+        <w:rPr>
+          <w:rFonts w:ascii="Calibri" w:eastAsia="Calibri" w:hAnsi="Calibri" w:cs="Calibri"/>
+        </w:rPr>
+        <w:t>18</w:t>
+      </w:r>
+      <w:r>
+        <w:rPr>
+          <w:rFonts w:ascii="Calibri" w:eastAsia="Calibri" w:hAnsi="Calibri" w:cs="Calibri"/>
+        </w:rPr>
+        <w:t xml:space="preserve">: Im Ereignis BrieftextOnMailMerge wurde die überflüssige Methode </w:t>
+      </w:r>
+      <w:r>
+        <w:rPr>
+          <w:rFonts w:ascii="Calibri" w:eastAsia="Calibri" w:hAnsi="Calibri" w:cs="Calibri"/>
         </w:rPr>
         <w:t xml:space="preserve"> </w:t>
       </w:r>
-    </w:p>
-    <w:p>
-      <w:pPr>
-        <w:pStyle w:val="Listenabsatz"/>
-        <w:numPr>
-          <w:ilvl w:val="0"/>
-          <w:numId w:val="9"/>
-        </w:numPr>
-        <w:rPr>
-          <w:rFonts w:ascii="Calibri" w:eastAsia="Calibri" w:hAnsi="Calibri" w:cs="Calibri"/>
-          <w:b/>
-          <w:sz w:val="24"/>
-        </w:rPr>
-      </w:pPr>
-      <w:r>
-        <w:rPr>
-          <w:rFonts w:ascii="Calibri" w:eastAsia="Calibri" w:hAnsi="Calibri" w:cs="Calibri"/>
-        </w:rPr>
-        <w:t xml:space="preserve">Anlage </w:t>
-      </w:r>
-      <w:r>
-        <w:rPr>
-          <w:rFonts w:ascii="Calibri" w:eastAsia="Calibri" w:hAnsi="Calibri" w:cs="Calibri"/>
-        </w:rPr>
-        <w:t xml:space="preserve">10, 11, 17 und </w:t>
-      </w:r>
-      <w:r>
-        <w:rPr>
-          <w:rFonts w:ascii="Calibri" w:eastAsia="Calibri" w:hAnsi="Calibri" w:cs="Calibri"/>
-        </w:rPr>
-        <w:t>18</w:t>
-      </w:r>
-      <w:r>
-        <w:rPr>
-          <w:rFonts w:ascii="Calibri" w:eastAsia="Calibri" w:hAnsi="Calibri" w:cs="Calibri"/>
-        </w:rPr>
-        <w:t xml:space="preserve">: Im Ereignis </w:t>
-      </w:r>
-      <w:proofErr w:type="spellStart"/>
-      <w:r>
-        <w:rPr>
-          <w:rFonts w:ascii="Calibri" w:eastAsia="Calibri" w:hAnsi="Calibri" w:cs="Calibri"/>
-        </w:rPr>
-        <w:t>BrieftextOnMailMerge</w:t>
-      </w:r>
-      <w:proofErr w:type="spellEnd"/>
-      <w:r>
-        <w:rPr>
-          <w:rFonts w:ascii="Calibri" w:eastAsia="Calibri" w:hAnsi="Calibri" w:cs="Calibri"/>
-        </w:rPr>
-        <w:t xml:space="preserve"> wurde die überflüssige Methode </w:t>
-      </w:r>
-      <w:r>
-        <w:rPr>
-          <w:rFonts w:ascii="Calibri" w:eastAsia="Calibri" w:hAnsi="Calibri" w:cs="Calibri"/>
+      <w:r>
+        <w:rPr>
+          <w:rFonts w:ascii="Calibri" w:eastAsia="Calibri" w:hAnsi="Calibri" w:cs="Calibri"/>
+        </w:rPr>
+        <w:t>ConvertRBrichtext, die im Reportgenerator für Schild3 nicht weiter unterstützt wird, entfernt. Dadurch wird eine Kompatibilität</w:t>
+      </w:r>
+      <w:r>
+        <w:rPr>
+          <w:rFonts w:ascii="Calibri" w:eastAsia="Calibri" w:hAnsi="Calibri" w:cs="Calibri"/>
+        </w:rPr>
+        <w:t xml:space="preserve"> der Anlagen</w:t>
+      </w:r>
+      <w:r>
+        <w:rPr>
+          <w:rFonts w:ascii="Calibri" w:eastAsia="Calibri" w:hAnsi="Calibri" w:cs="Calibri"/>
+        </w:rPr>
+        <w:t xml:space="preserve"> für Schild3 gewährleistet.</w:t>
+      </w:r>
+    </w:p>
+    <w:p>
+      <w:pPr>
+        <w:rPr>
+          <w:rFonts w:ascii="Calibri" w:eastAsia="Calibri" w:hAnsi="Calibri" w:cs="Calibri"/>
+          <w:b/>
+          <w:sz w:val="24"/>
+        </w:rPr>
+      </w:pPr>
+      <w:r>
+        <w:rPr>
+          <w:rFonts w:ascii="Calibri" w:eastAsia="Calibri" w:hAnsi="Calibri" w:cs="Calibri"/>
+          <w:b/>
+          <w:sz w:val="24"/>
+        </w:rPr>
+        <w:t>17.04.2024</w:t>
+      </w:r>
+      <w:r>
+        <w:rPr>
+          <w:rFonts w:ascii="Calibri" w:eastAsia="Calibri" w:hAnsi="Calibri" w:cs="Calibri"/>
+          <w:b/>
+          <w:sz w:val="24"/>
         </w:rPr>
         <w:t xml:space="preserve"> </w:t>
       </w:r>
-      <w:proofErr w:type="spellStart"/>
-      <w:r>
-        <w:rPr>
-          <w:rFonts w:ascii="Calibri" w:eastAsia="Calibri" w:hAnsi="Calibri" w:cs="Calibri"/>
-        </w:rPr>
-        <w:t>ConvertRBrichtext</w:t>
-      </w:r>
-      <w:proofErr w:type="spellEnd"/>
-      <w:r>
-        <w:rPr>
-          <w:rFonts w:ascii="Calibri" w:eastAsia="Calibri" w:hAnsi="Calibri" w:cs="Calibri"/>
-        </w:rPr>
-        <w:t>, die im Reportgenerator für Schild3 nicht weiter unterstützt wird, entfernt. Dadurch wird eine Kompatibilität</w:t>
-      </w:r>
-      <w:r>
-        <w:rPr>
-          <w:rFonts w:ascii="Calibri" w:eastAsia="Calibri" w:hAnsi="Calibri" w:cs="Calibri"/>
-        </w:rPr>
-        <w:t xml:space="preserve"> der Anlagen</w:t>
-      </w:r>
-      <w:r>
-        <w:rPr>
-          <w:rFonts w:ascii="Calibri" w:eastAsia="Calibri" w:hAnsi="Calibri" w:cs="Calibri"/>
-        </w:rPr>
-        <w:t xml:space="preserve"> für Schild3 gewährleistet.</w:t>
-      </w:r>
-    </w:p>
-    <w:p>
-      <w:pPr>
-        <w:rPr>
-          <w:rFonts w:ascii="Calibri" w:eastAsia="Calibri" w:hAnsi="Calibri" w:cs="Calibri"/>
-          <w:b/>
-          <w:sz w:val="24"/>
-        </w:rPr>
-      </w:pPr>
-      <w:r>
-        <w:rPr>
-          <w:rFonts w:ascii="Calibri" w:eastAsia="Calibri" w:hAnsi="Calibri" w:cs="Calibri"/>
-          <w:b/>
-          <w:sz w:val="24"/>
-        </w:rPr>
-        <w:t>17.04.2024</w:t>
-      </w:r>
-      <w:r>
-        <w:rPr>
-          <w:rFonts w:ascii="Calibri" w:eastAsia="Calibri" w:hAnsi="Calibri" w:cs="Calibri"/>
-          <w:b/>
-          <w:sz w:val="24"/>
-        </w:rPr>
-        <w:t xml:space="preserve"> </w:t>
-      </w:r>
     </w:p>
     <w:p>
       <w:pPr>
@@ -448,7 +445,15 @@
           <w:rFonts w:ascii="Calibri" w:eastAsia="Calibri" w:hAnsi="Calibri" w:cs="Calibri"/>
           <w:sz w:val="24"/>
         </w:rPr>
-        <w:t>Aktualisierung der Serienbriefbasis für die Anlagen 10, 11, 17 und 18 (auch mit Blick auf die Schülerinnen und Schüler, deren Geschlecht weder männlich noch weiblich ist). Damit verbunden Ergänzung der Möglichkeit die Rückmeldeangabe und die Vermerkzone über die INI zu steuern. Der Kopf wurde an die Serienbriefe angepasst (statt der bisherigen Übernahme des Zeugniskopfes).</w:t>
+        <w:t xml:space="preserve">Aktualisierung der Serienbriefbasis für die Anlagen 10, 11, 17 und 18 (auch mit Blick auf die Schülerinnen und Schüler, deren Geschlecht weder männlich noch weiblich ist). Damit verbunden Ergänzung der Möglichkeit die Rückmeldeangabe und die </w:t>
+      </w:r>
+      <w:r>
+        <w:rPr>
+          <w:rFonts w:ascii="Calibri" w:eastAsia="Calibri" w:hAnsi="Calibri" w:cs="Calibri"/>
+          <w:sz w:val="24"/>
+        </w:rPr>
+        <w:lastRenderedPageBreak/>
+        <w:t>Vermerkzone über die INI zu steuern. Der Kopf wurde an die Serienbriefe angepasst (statt der bisherigen Übernahme des Zeugniskopfes).</w:t>
       </w:r>
     </w:p>
     <w:p>
@@ -485,371 +490,291 @@
           <w:rFonts w:ascii="Calibri" w:eastAsia="Calibri" w:hAnsi="Calibri" w:cs="Calibri"/>
           <w:sz w:val="24"/>
         </w:rPr>
+        <w:t>Fehlerbehebung Anlage 05b: Bei zwei unterschiedlichen Vertiefungsfächern in der Qualifikationsphase kam es zu einer Doppelausgabe der Anzahl der Vertiefungsfächer</w:t>
+      </w:r>
+    </w:p>
+    <w:p>
+      <w:pPr>
+        <w:numPr>
+          <w:ilvl w:val="0"/>
+          <w:numId w:val="6"/>
+        </w:numPr>
+        <w:ind w:left="720" w:hanging="360"/>
+        <w:rPr>
+          <w:rFonts w:ascii="Calibri" w:eastAsia="Calibri" w:hAnsi="Calibri" w:cs="Calibri"/>
+          <w:sz w:val="24"/>
+        </w:rPr>
+      </w:pPr>
+      <w:r>
+        <w:rPr>
+          <w:rFonts w:ascii="Calibri" w:eastAsia="Calibri" w:hAnsi="Calibri" w:cs="Calibri"/>
+          <w:sz w:val="24"/>
+        </w:rPr>
+        <w:t>Ergänzung des Parameters „I“ bei den Unterschriftenfeldern in allen Anlagen analog zu den Zeugnissen der Sek-I. Damit wird ohne Abfrage der Text aus der INI-Datei übernommen.</w:t>
+      </w:r>
+    </w:p>
+    <w:p>
+      <w:pPr>
+        <w:numPr>
+          <w:ilvl w:val="0"/>
+          <w:numId w:val="6"/>
+        </w:numPr>
+        <w:ind w:left="720" w:hanging="360"/>
+        <w:rPr>
+          <w:rFonts w:ascii="Calibri" w:eastAsia="Calibri" w:hAnsi="Calibri" w:cs="Calibri"/>
+          <w:sz w:val="24"/>
+        </w:rPr>
+      </w:pPr>
+      <w:r>
+        <w:rPr>
+          <w:rFonts w:ascii="Calibri" w:eastAsia="Calibri" w:hAnsi="Calibri" w:cs="Calibri"/>
+          <w:sz w:val="24"/>
+        </w:rPr>
+        <w:t>Anpassung des Parameters „K“ für die Quelle des Infoblocks in den Anlagen 10, 11, 17 und 18. Dort werden nun auch zusätzlich die Zeilenbeschriftungen des Infoblocks ausgeblendet.</w:t>
+      </w:r>
+    </w:p>
+    <w:p>
+      <w:pPr>
+        <w:numPr>
+          <w:ilvl w:val="0"/>
+          <w:numId w:val="6"/>
+        </w:numPr>
+        <w:ind w:left="720" w:hanging="360"/>
+        <w:rPr>
+          <w:rFonts w:ascii="Calibri" w:eastAsia="Calibri" w:hAnsi="Calibri" w:cs="Calibri"/>
+          <w:sz w:val="24"/>
+        </w:rPr>
+      </w:pPr>
+      <w:r>
+        <w:rPr>
+          <w:rFonts w:ascii="Calibri" w:eastAsia="Calibri" w:hAnsi="Calibri" w:cs="Calibri"/>
+          <w:sz w:val="24"/>
+        </w:rPr>
+        <w:t>Korrekturen an der Formatierung und den Abständen auf den Seiten 2 und 3 der Anlage 12. Betroffenen waren die Überschriften der Aufgabenfelder, Vertiefungs- und Projektkurse und die besondere Lernleistung, insbesondere bei mehrzeiligen Themen.</w:t>
+      </w:r>
+    </w:p>
+    <w:p>
+      <w:pPr>
+        <w:rPr>
+          <w:rFonts w:ascii="Calibri" w:eastAsia="Calibri" w:hAnsi="Calibri" w:cs="Calibri"/>
+          <w:b/>
+          <w:sz w:val="24"/>
+        </w:rPr>
+      </w:pPr>
+      <w:r>
+        <w:rPr>
+          <w:rFonts w:ascii="Calibri" w:eastAsia="Calibri" w:hAnsi="Calibri" w:cs="Calibri"/>
+          <w:b/>
+          <w:sz w:val="24"/>
+        </w:rPr>
+        <w:t>04.04.2022</w:t>
+      </w:r>
+    </w:p>
+    <w:p>
+      <w:pPr>
+        <w:numPr>
+          <w:ilvl w:val="0"/>
+          <w:numId w:val="7"/>
+        </w:numPr>
+        <w:ind w:left="720" w:hanging="360"/>
+        <w:rPr>
+          <w:rFonts w:ascii="Calibri" w:eastAsia="Calibri" w:hAnsi="Calibri" w:cs="Calibri"/>
+          <w:sz w:val="24"/>
+        </w:rPr>
+      </w:pPr>
+      <w:r>
+        <w:rPr>
+          <w:rFonts w:ascii="Calibri" w:eastAsia="Calibri" w:hAnsi="Calibri" w:cs="Calibri"/>
+          <w:sz w:val="24"/>
+        </w:rPr>
+        <w:t>Fehlerkorrekturen bei der Ausgabe der Jahrgangsstufen an einer Gesamtschule in den Anlagen 7 und 16a</w:t>
+      </w:r>
+    </w:p>
+    <w:p>
+      <w:pPr>
+        <w:numPr>
+          <w:ilvl w:val="0"/>
+          <w:numId w:val="7"/>
+        </w:numPr>
+        <w:ind w:left="720" w:hanging="360"/>
+        <w:rPr>
+          <w:rFonts w:ascii="Calibri" w:eastAsia="Calibri" w:hAnsi="Calibri" w:cs="Calibri"/>
+          <w:sz w:val="24"/>
+        </w:rPr>
+      </w:pPr>
+      <w:r>
+        <w:rPr>
+          <w:rFonts w:ascii="Calibri" w:eastAsia="Calibri" w:hAnsi="Calibri" w:cs="Calibri"/>
+          <w:sz w:val="24"/>
+        </w:rPr>
+        <w:t>Fehlerkorrekturen der Fußnoten in den Anlagen 3, 4, 7 und 12</w:t>
+      </w:r>
+    </w:p>
+    <w:p>
+      <w:pPr>
+        <w:numPr>
+          <w:ilvl w:val="0"/>
+          <w:numId w:val="7"/>
+        </w:numPr>
+        <w:ind w:left="720" w:hanging="360"/>
+        <w:rPr>
+          <w:rFonts w:ascii="Calibri" w:eastAsia="Calibri" w:hAnsi="Calibri" w:cs="Calibri"/>
+          <w:sz w:val="24"/>
+        </w:rPr>
+      </w:pPr>
+      <w:r>
+        <w:rPr>
+          <w:rFonts w:ascii="Calibri" w:eastAsia="Calibri" w:hAnsi="Calibri" w:cs="Calibri"/>
+          <w:sz w:val="24"/>
+        </w:rPr>
+        <w:t>Fehlerkorrektur der Erkennung volljähriger Schülerinnen und Schüler in den Anlagen 10, 11, 17, 18</w:t>
+      </w:r>
+    </w:p>
+    <w:p>
+      <w:pPr>
+        <w:numPr>
+          <w:ilvl w:val="0"/>
+          <w:numId w:val="7"/>
+        </w:numPr>
+        <w:ind w:left="720" w:hanging="360"/>
+        <w:rPr>
+          <w:rFonts w:ascii="Calibri" w:eastAsia="Calibri" w:hAnsi="Calibri" w:cs="Calibri"/>
+          <w:sz w:val="24"/>
+        </w:rPr>
+      </w:pPr>
+      <w:r>
+        <w:rPr>
+          <w:rFonts w:ascii="Calibri" w:eastAsia="Calibri" w:hAnsi="Calibri" w:cs="Calibri"/>
+          <w:sz w:val="24"/>
+        </w:rPr>
+        <w:t>Fehlerkorrektur der Zeilenumbrüche in der INI-Datei</w:t>
+      </w:r>
+    </w:p>
+    <w:p>
+      <w:pPr>
+        <w:numPr>
+          <w:ilvl w:val="0"/>
+          <w:numId w:val="7"/>
+        </w:numPr>
+        <w:ind w:left="720" w:hanging="360"/>
+        <w:rPr>
+          <w:rFonts w:ascii="Calibri" w:eastAsia="Calibri" w:hAnsi="Calibri" w:cs="Calibri"/>
+          <w:sz w:val="24"/>
+        </w:rPr>
+      </w:pPr>
+      <w:r>
+        <w:rPr>
+          <w:rFonts w:ascii="Calibri" w:eastAsia="Calibri" w:hAnsi="Calibri" w:cs="Calibri"/>
+          <w:sz w:val="24"/>
+        </w:rPr>
+        <w:t>Anpassung der Standard-INI-Werte auf N für UnterschriftenMitStvKlassenlehrer  und ZeugnisMitRand. Ebenso wird ZeugnisdatumQuelle auf I gesetzt für Anlagen 5b, 10, 11, 17, 18</w:t>
+      </w:r>
+    </w:p>
+    <w:p>
+      <w:pPr>
+        <w:numPr>
+          <w:ilvl w:val="0"/>
+          <w:numId w:val="7"/>
+        </w:numPr>
+        <w:ind w:left="720" w:hanging="360"/>
+        <w:rPr>
+          <w:rFonts w:ascii="Calibri" w:eastAsia="Calibri" w:hAnsi="Calibri" w:cs="Calibri"/>
+          <w:sz w:val="24"/>
+        </w:rPr>
+      </w:pPr>
+      <w:r>
+        <w:rPr>
+          <w:rFonts w:ascii="Calibri" w:eastAsia="Calibri" w:hAnsi="Calibri" w:cs="Calibri"/>
+          <w:sz w:val="24"/>
+        </w:rPr>
+        <w:t>In allen Anlagen wurden die Unterschriftenfunktionen erweitert. So kann jetzt in der INI ein senkrechter Strich „|“ in die Unterschriftentexte eingefügt werden, der als Zeilenumbruch beim Ausdruck interpretiert wird.</w:t>
+      </w:r>
+    </w:p>
+    <w:p>
+      <w:pPr>
+        <w:numPr>
+          <w:ilvl w:val="0"/>
+          <w:numId w:val="7"/>
+        </w:numPr>
+        <w:ind w:left="720" w:hanging="360"/>
+        <w:rPr>
+          <w:rFonts w:ascii="Calibri" w:eastAsia="Calibri" w:hAnsi="Calibri" w:cs="Calibri"/>
+          <w:sz w:val="24"/>
+        </w:rPr>
+      </w:pPr>
+      <w:r>
+        <w:rPr>
+          <w:rFonts w:ascii="Calibri" w:eastAsia="Calibri" w:hAnsi="Calibri" w:cs="Calibri"/>
+          <w:sz w:val="24"/>
+        </w:rPr>
+        <w:t>Für die Unterschriftenquelle des ZAA-Vorsitzes wurde der alte INI-Parameterwert „I“ durch „T“ ersetzt und damit die gleiche Funktionalität implementiert wie beim Beratungslehrer (Abfragebox und Eingabemöglichkeit eines Lehrerkürzels).</w:t>
+      </w:r>
+    </w:p>
+    <w:p>
+      <w:pPr>
+        <w:numPr>
+          <w:ilvl w:val="0"/>
+          <w:numId w:val="7"/>
+        </w:numPr>
+        <w:ind w:left="720" w:hanging="360"/>
+        <w:rPr>
+          <w:rFonts w:ascii="Calibri" w:eastAsia="Calibri" w:hAnsi="Calibri" w:cs="Calibri"/>
+          <w:sz w:val="24"/>
+        </w:rPr>
+      </w:pPr>
+      <w:r>
+        <w:rPr>
+          <w:rFonts w:ascii="Calibri" w:eastAsia="Calibri" w:hAnsi="Calibri" w:cs="Calibri"/>
+          <w:sz w:val="24"/>
+        </w:rPr>
+        <w:t>In Anlage 12 wird nun auch der stv. Beratungslehrer ausgegeben, sofern in der INI-Datei eingestellt.</w:t>
+      </w:r>
+    </w:p>
+    <w:p>
+      <w:pPr>
+        <w:rPr>
+          <w:rFonts w:ascii="Calibri" w:eastAsia="Calibri" w:hAnsi="Calibri" w:cs="Calibri"/>
+          <w:b/>
+          <w:sz w:val="24"/>
+        </w:rPr>
+      </w:pPr>
+      <w:r>
+        <w:rPr>
+          <w:rFonts w:ascii="Calibri" w:eastAsia="Calibri" w:hAnsi="Calibri" w:cs="Calibri"/>
+          <w:b/>
+          <w:sz w:val="24"/>
+        </w:rPr>
+        <w:t>19.12.2021</w:t>
+      </w:r>
+    </w:p>
+    <w:p>
+      <w:pPr>
+        <w:rPr>
+          <w:rFonts w:ascii="Calibri" w:eastAsia="Calibri" w:hAnsi="Calibri" w:cs="Calibri"/>
+          <w:sz w:val="24"/>
+        </w:rPr>
+      </w:pPr>
+      <w:r>
+        <w:rPr>
+          <w:rFonts w:ascii="Calibri" w:eastAsia="Calibri" w:hAnsi="Calibri" w:cs="Calibri"/>
+          <w:sz w:val="24"/>
+        </w:rPr>
+        <w:t>Die Zeugnisse und Bescheide der Sekundarstufe II, die in den Anlagen der APO-GOSt enthalten sind, wurden aus verschiedenen Formularpaketen in einem eigenständigen Paket gebündelt. Daraus resultiert die hier neu begonnene Versionsgeschichte.</w:t>
+      </w:r>
+    </w:p>
+    <w:p>
+      <w:pPr>
+        <w:rPr>
+          <w:rFonts w:ascii="Calibri" w:eastAsia="Calibri" w:hAnsi="Calibri" w:cs="Calibri"/>
+          <w:sz w:val="24"/>
+        </w:rPr>
+      </w:pPr>
+      <w:r>
+        <w:rPr>
+          <w:rFonts w:ascii="Calibri" w:eastAsia="Calibri" w:hAnsi="Calibri" w:cs="Calibri"/>
+          <w:sz w:val="24"/>
+        </w:rPr>
         <w:lastRenderedPageBreak/>
-        <w:t>Fehlerbehebung Anlage 05b: Bei zwei unterschiedlichen Vertiefungsfächern in der Qualifikationsphase kam es zu einer Doppelausgabe der Anzahl der Vertiefungsfächer</w:t>
-      </w:r>
-    </w:p>
-    <w:p>
-      <w:pPr>
-        <w:numPr>
-          <w:ilvl w:val="0"/>
-          <w:numId w:val="6"/>
-        </w:numPr>
-        <w:ind w:left="720" w:hanging="360"/>
-        <w:rPr>
-          <w:rFonts w:ascii="Calibri" w:eastAsia="Calibri" w:hAnsi="Calibri" w:cs="Calibri"/>
-          <w:sz w:val="24"/>
-        </w:rPr>
-      </w:pPr>
-      <w:r>
-        <w:rPr>
-          <w:rFonts w:ascii="Calibri" w:eastAsia="Calibri" w:hAnsi="Calibri" w:cs="Calibri"/>
-          <w:sz w:val="24"/>
-        </w:rPr>
-        <w:t>Ergänzung des Parameters „I“ bei den Unterschriftenfeldern in allen Anlagen analog zu den Zeugnissen der Sek-I. Damit wird ohne Abfrage der Text aus der INI-Datei übernommen.</w:t>
-      </w:r>
-    </w:p>
-    <w:p>
-      <w:pPr>
-        <w:numPr>
-          <w:ilvl w:val="0"/>
-          <w:numId w:val="6"/>
-        </w:numPr>
-        <w:ind w:left="720" w:hanging="360"/>
-        <w:rPr>
-          <w:rFonts w:ascii="Calibri" w:eastAsia="Calibri" w:hAnsi="Calibri" w:cs="Calibri"/>
-          <w:sz w:val="24"/>
-        </w:rPr>
-      </w:pPr>
-      <w:r>
-        <w:rPr>
-          <w:rFonts w:ascii="Calibri" w:eastAsia="Calibri" w:hAnsi="Calibri" w:cs="Calibri"/>
-          <w:sz w:val="24"/>
-        </w:rPr>
-        <w:t>Anpassung des Parameters „K“ für die Quelle des Infoblocks in den Anlagen 10, 11, 17 und 18. Dort werden nun auch zusätzlich die Zeilenbeschriftungen des Infoblocks ausgeblendet.</w:t>
-      </w:r>
-    </w:p>
-    <w:p>
-      <w:pPr>
-        <w:numPr>
-          <w:ilvl w:val="0"/>
-          <w:numId w:val="6"/>
-        </w:numPr>
-        <w:ind w:left="720" w:hanging="360"/>
-        <w:rPr>
-          <w:rFonts w:ascii="Calibri" w:eastAsia="Calibri" w:hAnsi="Calibri" w:cs="Calibri"/>
-          <w:sz w:val="24"/>
-        </w:rPr>
-      </w:pPr>
-      <w:r>
-        <w:rPr>
-          <w:rFonts w:ascii="Calibri" w:eastAsia="Calibri" w:hAnsi="Calibri" w:cs="Calibri"/>
-          <w:sz w:val="24"/>
-        </w:rPr>
-        <w:t>Korrekturen an der Formatierung und den Abständen auf den Seiten 2 und 3 der Anlage 12. Betroffenen waren die Überschriften der Aufgabenfelder, Vertiefungs- und Projektkurse und die besondere Lernleistung, insbesondere bei mehrzeiligen Themen.</w:t>
-      </w:r>
-    </w:p>
-    <w:p>
-      <w:pPr>
-        <w:rPr>
-          <w:rFonts w:ascii="Calibri" w:eastAsia="Calibri" w:hAnsi="Calibri" w:cs="Calibri"/>
-          <w:b/>
-          <w:sz w:val="24"/>
-        </w:rPr>
-      </w:pPr>
-      <w:r>
-        <w:rPr>
-          <w:rFonts w:ascii="Calibri" w:eastAsia="Calibri" w:hAnsi="Calibri" w:cs="Calibri"/>
-          <w:b/>
-          <w:sz w:val="24"/>
-        </w:rPr>
-        <w:t>04.04.2022</w:t>
-      </w:r>
-    </w:p>
-    <w:p>
-      <w:pPr>
-        <w:numPr>
-          <w:ilvl w:val="0"/>
-          <w:numId w:val="7"/>
-        </w:numPr>
-        <w:ind w:left="720" w:hanging="360"/>
-        <w:rPr>
-          <w:rFonts w:ascii="Calibri" w:eastAsia="Calibri" w:hAnsi="Calibri" w:cs="Calibri"/>
-          <w:sz w:val="24"/>
-        </w:rPr>
-      </w:pPr>
-      <w:r>
-        <w:rPr>
-          <w:rFonts w:ascii="Calibri" w:eastAsia="Calibri" w:hAnsi="Calibri" w:cs="Calibri"/>
-          <w:sz w:val="24"/>
-        </w:rPr>
-        <w:t>Fehlerkorrekturen bei der Ausgabe der Jahrgangsstufen an einer Gesamtschule in den Anlagen 7 und 16a</w:t>
-      </w:r>
-    </w:p>
-    <w:p>
-      <w:pPr>
-        <w:numPr>
-          <w:ilvl w:val="0"/>
-          <w:numId w:val="7"/>
-        </w:numPr>
-        <w:ind w:left="720" w:hanging="360"/>
-        <w:rPr>
-          <w:rFonts w:ascii="Calibri" w:eastAsia="Calibri" w:hAnsi="Calibri" w:cs="Calibri"/>
-          <w:sz w:val="24"/>
-        </w:rPr>
-      </w:pPr>
-      <w:r>
-        <w:rPr>
-          <w:rFonts w:ascii="Calibri" w:eastAsia="Calibri" w:hAnsi="Calibri" w:cs="Calibri"/>
-          <w:sz w:val="24"/>
-        </w:rPr>
-        <w:t>Fehlerkorrekturen der Fußnoten in den Anlagen 3, 4, 7 und 12</w:t>
-      </w:r>
-    </w:p>
-    <w:p>
-      <w:pPr>
-        <w:numPr>
-          <w:ilvl w:val="0"/>
-          <w:numId w:val="7"/>
-        </w:numPr>
-        <w:ind w:left="720" w:hanging="360"/>
-        <w:rPr>
-          <w:rFonts w:ascii="Calibri" w:eastAsia="Calibri" w:hAnsi="Calibri" w:cs="Calibri"/>
-          <w:sz w:val="24"/>
-        </w:rPr>
-      </w:pPr>
-      <w:r>
-        <w:rPr>
-          <w:rFonts w:ascii="Calibri" w:eastAsia="Calibri" w:hAnsi="Calibri" w:cs="Calibri"/>
-          <w:sz w:val="24"/>
-        </w:rPr>
-        <w:t>Fehlerkorrektur der Erkennung volljähriger Schülerinnen und Schüler in den Anlagen 10, 11, 17, 18</w:t>
-      </w:r>
-    </w:p>
-    <w:p>
-      <w:pPr>
-        <w:numPr>
-          <w:ilvl w:val="0"/>
-          <w:numId w:val="7"/>
-        </w:numPr>
-        <w:ind w:left="720" w:hanging="360"/>
-        <w:rPr>
-          <w:rFonts w:ascii="Calibri" w:eastAsia="Calibri" w:hAnsi="Calibri" w:cs="Calibri"/>
-          <w:sz w:val="24"/>
-        </w:rPr>
-      </w:pPr>
-      <w:r>
-        <w:rPr>
-          <w:rFonts w:ascii="Calibri" w:eastAsia="Calibri" w:hAnsi="Calibri" w:cs="Calibri"/>
-          <w:sz w:val="24"/>
-        </w:rPr>
-        <w:t>Fehlerkorrektur der Zeilenumbrüche in der INI-Datei</w:t>
-      </w:r>
-    </w:p>
-    <w:p>
-      <w:pPr>
-        <w:numPr>
-          <w:ilvl w:val="0"/>
-          <w:numId w:val="7"/>
-        </w:numPr>
-        <w:ind w:left="720" w:hanging="360"/>
-        <w:rPr>
-          <w:rFonts w:ascii="Calibri" w:eastAsia="Calibri" w:hAnsi="Calibri" w:cs="Calibri"/>
-          <w:sz w:val="24"/>
-        </w:rPr>
-      </w:pPr>
-      <w:r>
-        <w:rPr>
-          <w:rFonts w:ascii="Calibri" w:eastAsia="Calibri" w:hAnsi="Calibri" w:cs="Calibri"/>
-          <w:sz w:val="24"/>
-        </w:rPr>
-        <w:t xml:space="preserve">Anpassung der Standard-INI-Werte auf N für </w:t>
-      </w:r>
-      <w:proofErr w:type="spellStart"/>
-      <w:r>
-        <w:rPr>
-          <w:rFonts w:ascii="Calibri" w:eastAsia="Calibri" w:hAnsi="Calibri" w:cs="Calibri"/>
-          <w:sz w:val="24"/>
-        </w:rPr>
-        <w:t>UnterschriftenMitStvKlassenlehrer</w:t>
-      </w:r>
-      <w:proofErr w:type="spellEnd"/>
-      <w:r>
-        <w:rPr>
-          <w:rFonts w:ascii="Calibri" w:eastAsia="Calibri" w:hAnsi="Calibri" w:cs="Calibri"/>
-          <w:sz w:val="24"/>
-        </w:rPr>
-        <w:t xml:space="preserve">  und </w:t>
-      </w:r>
-      <w:proofErr w:type="spellStart"/>
-      <w:r>
-        <w:rPr>
-          <w:rFonts w:ascii="Calibri" w:eastAsia="Calibri" w:hAnsi="Calibri" w:cs="Calibri"/>
-          <w:sz w:val="24"/>
-        </w:rPr>
-        <w:t>ZeugnisMitRand</w:t>
-      </w:r>
-      <w:proofErr w:type="spellEnd"/>
-      <w:r>
-        <w:rPr>
-          <w:rFonts w:ascii="Calibri" w:eastAsia="Calibri" w:hAnsi="Calibri" w:cs="Calibri"/>
-          <w:sz w:val="24"/>
-        </w:rPr>
-        <w:t xml:space="preserve">. Ebenso wird </w:t>
-      </w:r>
-      <w:proofErr w:type="spellStart"/>
-      <w:r>
-        <w:rPr>
-          <w:rFonts w:ascii="Calibri" w:eastAsia="Calibri" w:hAnsi="Calibri" w:cs="Calibri"/>
-          <w:sz w:val="24"/>
-        </w:rPr>
-        <w:t>ZeugnisdatumQuelle</w:t>
-      </w:r>
-      <w:proofErr w:type="spellEnd"/>
-      <w:r>
-        <w:rPr>
-          <w:rFonts w:ascii="Calibri" w:eastAsia="Calibri" w:hAnsi="Calibri" w:cs="Calibri"/>
-          <w:sz w:val="24"/>
-        </w:rPr>
-        <w:t xml:space="preserve"> auf I gesetzt für Anlagen 5b, 10, 11, 17, 18</w:t>
-      </w:r>
-    </w:p>
-    <w:p>
-      <w:pPr>
-        <w:numPr>
-          <w:ilvl w:val="0"/>
-          <w:numId w:val="7"/>
-        </w:numPr>
-        <w:ind w:left="720" w:hanging="360"/>
-        <w:rPr>
-          <w:rFonts w:ascii="Calibri" w:eastAsia="Calibri" w:hAnsi="Calibri" w:cs="Calibri"/>
-          <w:sz w:val="24"/>
-        </w:rPr>
-      </w:pPr>
-      <w:r>
-        <w:rPr>
-          <w:rFonts w:ascii="Calibri" w:eastAsia="Calibri" w:hAnsi="Calibri" w:cs="Calibri"/>
-          <w:sz w:val="24"/>
-        </w:rPr>
-        <w:t>In allen Anlagen wurden die Unterschriftenfunktionen erweitert. So kann jetzt in der INI ein senkrechter Strich „|“ in die Unterschriftentexte eingefügt werden, der als Zeilenumbruch beim Ausdruck interpretiert wird.</w:t>
-      </w:r>
-    </w:p>
-    <w:p>
-      <w:pPr>
-        <w:numPr>
-          <w:ilvl w:val="0"/>
-          <w:numId w:val="7"/>
-        </w:numPr>
-        <w:ind w:left="720" w:hanging="360"/>
-        <w:rPr>
-          <w:rFonts w:ascii="Calibri" w:eastAsia="Calibri" w:hAnsi="Calibri" w:cs="Calibri"/>
-          <w:sz w:val="24"/>
-        </w:rPr>
-      </w:pPr>
-      <w:r>
-        <w:rPr>
-          <w:rFonts w:ascii="Calibri" w:eastAsia="Calibri" w:hAnsi="Calibri" w:cs="Calibri"/>
-          <w:sz w:val="24"/>
-        </w:rPr>
-        <w:t>Für die Unterschriftenquelle des ZAA-Vorsitzes wurde der alte INI-Parameterwert „I“ durch „T“ ersetzt und damit die gleiche Funktionalität implementiert wie beim Beratungslehrer (Abfragebox und Eingabemöglichkeit eines Lehrerkürzels).</w:t>
-      </w:r>
-    </w:p>
-    <w:p>
-      <w:pPr>
-        <w:numPr>
-          <w:ilvl w:val="0"/>
-          <w:numId w:val="7"/>
-        </w:numPr>
-        <w:ind w:left="720" w:hanging="360"/>
-        <w:rPr>
-          <w:rFonts w:ascii="Calibri" w:eastAsia="Calibri" w:hAnsi="Calibri" w:cs="Calibri"/>
-          <w:sz w:val="24"/>
-        </w:rPr>
-      </w:pPr>
-      <w:r>
-        <w:rPr>
-          <w:rFonts w:ascii="Calibri" w:eastAsia="Calibri" w:hAnsi="Calibri" w:cs="Calibri"/>
-          <w:sz w:val="24"/>
-        </w:rPr>
-        <w:t xml:space="preserve">In Anlage 12 wird nun auch der </w:t>
-      </w:r>
-      <w:proofErr w:type="spellStart"/>
-      <w:r>
-        <w:rPr>
-          <w:rFonts w:ascii="Calibri" w:eastAsia="Calibri" w:hAnsi="Calibri" w:cs="Calibri"/>
-          <w:sz w:val="24"/>
-        </w:rPr>
-        <w:t>stv</w:t>
-      </w:r>
-      <w:proofErr w:type="spellEnd"/>
-      <w:r>
-        <w:rPr>
-          <w:rFonts w:ascii="Calibri" w:eastAsia="Calibri" w:hAnsi="Calibri" w:cs="Calibri"/>
-          <w:sz w:val="24"/>
-        </w:rPr>
-        <w:t>. Beratungslehrer ausgegeben, sofern in der INI-Datei eingestellt.</w:t>
-      </w:r>
-    </w:p>
-    <w:p>
-      <w:pPr>
-        <w:rPr>
-          <w:rFonts w:ascii="Calibri" w:eastAsia="Calibri" w:hAnsi="Calibri" w:cs="Calibri"/>
-          <w:b/>
-          <w:sz w:val="24"/>
-        </w:rPr>
-      </w:pPr>
-      <w:r>
-        <w:rPr>
-          <w:rFonts w:ascii="Calibri" w:eastAsia="Calibri" w:hAnsi="Calibri" w:cs="Calibri"/>
-          <w:b/>
-          <w:sz w:val="24"/>
-        </w:rPr>
-        <w:t>19.12.2021</w:t>
-      </w:r>
-    </w:p>
-    <w:p>
-      <w:pPr>
-        <w:rPr>
-          <w:rFonts w:ascii="Calibri" w:eastAsia="Calibri" w:hAnsi="Calibri" w:cs="Calibri"/>
-          <w:sz w:val="24"/>
-        </w:rPr>
-      </w:pPr>
-      <w:r>
-        <w:rPr>
-          <w:rFonts w:ascii="Calibri" w:eastAsia="Calibri" w:hAnsi="Calibri" w:cs="Calibri"/>
-          <w:sz w:val="24"/>
-        </w:rPr>
-        <w:t>Die Zeugnisse und Bescheide der Sekundarstufe II, die in den Anlagen der APO-</w:t>
-      </w:r>
-      <w:proofErr w:type="spellStart"/>
-      <w:r>
-        <w:rPr>
-          <w:rFonts w:ascii="Calibri" w:eastAsia="Calibri" w:hAnsi="Calibri" w:cs="Calibri"/>
-          <w:sz w:val="24"/>
-        </w:rPr>
-        <w:t>GOSt</w:t>
-      </w:r>
-      <w:proofErr w:type="spellEnd"/>
-      <w:r>
-        <w:rPr>
-          <w:rFonts w:ascii="Calibri" w:eastAsia="Calibri" w:hAnsi="Calibri" w:cs="Calibri"/>
-          <w:sz w:val="24"/>
-        </w:rPr>
-        <w:t xml:space="preserve"> enthalten sind, wurden aus verschiedenen Formularpaketen in einem eigenständigen Paket gebündelt. Daraus resultiert die hier neu begonnene Versionsgeschichte.</w:t>
-      </w:r>
-    </w:p>
-    <w:p>
-      <w:pPr>
-        <w:rPr>
-          <w:rFonts w:ascii="Calibri" w:eastAsia="Calibri" w:hAnsi="Calibri" w:cs="Calibri"/>
-          <w:sz w:val="24"/>
-        </w:rPr>
-      </w:pPr>
-      <w:r>
-        <w:rPr>
-          <w:rFonts w:ascii="Calibri" w:eastAsia="Calibri" w:hAnsi="Calibri" w:cs="Calibri"/>
-          <w:sz w:val="24"/>
-        </w:rPr>
         <w:t>Dabei wurden die folgenden größeren Änderungen vorgenommen.</w:t>
       </w:r>
     </w:p>
@@ -870,15 +795,7 @@
           <w:rFonts w:ascii="Calibri" w:eastAsia="Calibri" w:hAnsi="Calibri" w:cs="Calibri"/>
           <w:sz w:val="24"/>
         </w:rPr>
-        <w:t xml:space="preserve">Die Zeugnisse sind nun durch INI-Dateien konfigurierbar. Dieses Format unterscheidet sich zum Teil in seinen Einstellungen von den INI-Dateien der Zeugnisse für die </w:t>
-      </w:r>
-      <w:r>
-        <w:rPr>
-          <w:rFonts w:ascii="Calibri" w:eastAsia="Calibri" w:hAnsi="Calibri" w:cs="Calibri"/>
-          <w:sz w:val="24"/>
-        </w:rPr>
-        <w:lastRenderedPageBreak/>
-        <w:t>Sekundarstufe I.</w:t>
+        <w:t>Die Zeugnisse sind nun durch INI-Dateien konfigurierbar. Dieses Format unterscheidet sich zum Teil in seinen Einstellungen von den INI-Dateien der Zeugnisse für die Sekundarstufe I.</w:t>
       </w:r>
       <w:r>
         <w:rPr>
@@ -962,23 +879,7 @@
           <w:rFonts w:ascii="Calibri" w:eastAsia="Calibri" w:hAnsi="Calibri" w:cs="Calibri"/>
           <w:sz w:val="24"/>
         </w:rPr>
-        <w:t xml:space="preserve">Die Versionierung finden Sie im Report unter den Global &gt; </w:t>
-      </w:r>
-      <w:proofErr w:type="spellStart"/>
-      <w:r>
-        <w:rPr>
-          <w:rFonts w:ascii="Calibri" w:eastAsia="Calibri" w:hAnsi="Calibri" w:cs="Calibri"/>
-          <w:sz w:val="24"/>
-        </w:rPr>
-        <w:t>Deklarations</w:t>
-      </w:r>
-      <w:proofErr w:type="spellEnd"/>
-      <w:r>
-        <w:rPr>
-          <w:rFonts w:ascii="Calibri" w:eastAsia="Calibri" w:hAnsi="Calibri" w:cs="Calibri"/>
-          <w:sz w:val="24"/>
-        </w:rPr>
-        <w:t xml:space="preserve"> &gt; Constants.</w:t>
+        <w:t>Die Versionierung finden Sie im Report unter den Global &gt; Deklarations &gt; Constants.</w:t>
       </w:r>
     </w:p>
     <w:p>
@@ -1145,6 +1046,232 @@
     </w:lvl>
   </w:abstractNum>
   <w:abstractNum w:abstractNumId="1" w15:restartNumberingAfterBreak="0">
+    <w:nsid w:val="143B60E6"/>
+    <w:multiLevelType w:val="hybridMultilevel"/>
+    <w:tmpl w:val="54DC1176"/>
+    <w:lvl w:ilvl="0" w:tplc="04070001">
+      <w:start w:val="1"/>
+      <w:numFmt w:val="bullet"/>
+      <w:lvlText w:val=""/>
+      <w:lvlJc w:val="left"/>
+      <w:pPr>
+        <w:ind w:left="720" w:hanging="360"/>
+      </w:pPr>
+      <w:rPr>
+        <w:rFonts w:ascii="Symbol" w:hAnsi="Symbol" w:hint="default"/>
+      </w:rPr>
+    </w:lvl>
+    <w:lvl w:ilvl="1" w:tplc="04070003" w:tentative="1">
+      <w:start w:val="1"/>
+      <w:numFmt w:val="bullet"/>
+      <w:lvlText w:val="o"/>
+      <w:lvlJc w:val="left"/>
+      <w:pPr>
+        <w:ind w:left="1440" w:hanging="360"/>
+      </w:pPr>
+      <w:rPr>
+        <w:rFonts w:ascii="Courier New" w:hAnsi="Courier New" w:cs="Courier New" w:hint="default"/>
+      </w:rPr>
+    </w:lvl>
+    <w:lvl w:ilvl="2" w:tplc="04070005" w:tentative="1">
+      <w:start w:val="1"/>
+      <w:numFmt w:val="bullet"/>
+      <w:lvlText w:val=""/>
+      <w:lvlJc w:val="left"/>
+      <w:pPr>
+        <w:ind w:left="2160" w:hanging="360"/>
+      </w:pPr>
+      <w:rPr>
+        <w:rFonts w:ascii="Wingdings" w:hAnsi="Wingdings" w:hint="default"/>
+      </w:rPr>
+    </w:lvl>
+    <w:lvl w:ilvl="3" w:tplc="04070001" w:tentative="1">
+      <w:start w:val="1"/>
+      <w:numFmt w:val="bullet"/>
+      <w:lvlText w:val=""/>
+      <w:lvlJc w:val="left"/>
+      <w:pPr>
+        <w:ind w:left="2880" w:hanging="360"/>
+      </w:pPr>
+      <w:rPr>
+        <w:rFonts w:ascii="Symbol" w:hAnsi="Symbol" w:hint="default"/>
+      </w:rPr>
+    </w:lvl>
+    <w:lvl w:ilvl="4" w:tplc="04070003" w:tentative="1">
+      <w:start w:val="1"/>
+      <w:numFmt w:val="bullet"/>
+      <w:lvlText w:val="o"/>
+      <w:lvlJc w:val="left"/>
+      <w:pPr>
+        <w:ind w:left="3600" w:hanging="360"/>
+      </w:pPr>
+      <w:rPr>
+        <w:rFonts w:ascii="Courier New" w:hAnsi="Courier New" w:cs="Courier New" w:hint="default"/>
+      </w:rPr>
+    </w:lvl>
+    <w:lvl w:ilvl="5" w:tplc="04070005" w:tentative="1">
+      <w:start w:val="1"/>
+      <w:numFmt w:val="bullet"/>
+      <w:lvlText w:val=""/>
+      <w:lvlJc w:val="left"/>
+      <w:pPr>
+        <w:ind w:left="4320" w:hanging="360"/>
+      </w:pPr>
+      <w:rPr>
+        <w:rFonts w:ascii="Wingdings" w:hAnsi="Wingdings" w:hint="default"/>
+      </w:rPr>
+    </w:lvl>
+    <w:lvl w:ilvl="6" w:tplc="04070001" w:tentative="1">
+      <w:start w:val="1"/>
+      <w:numFmt w:val="bullet"/>
+      <w:lvlText w:val=""/>
+      <w:lvlJc w:val="left"/>
+      <w:pPr>
+        <w:ind w:left="5040" w:hanging="360"/>
+      </w:pPr>
+      <w:rPr>
+        <w:rFonts w:ascii="Symbol" w:hAnsi="Symbol" w:hint="default"/>
+      </w:rPr>
+    </w:lvl>
+    <w:lvl w:ilvl="7" w:tplc="04070003" w:tentative="1">
+      <w:start w:val="1"/>
+      <w:numFmt w:val="bullet"/>
+      <w:lvlText w:val="o"/>
+      <w:lvlJc w:val="left"/>
+      <w:pPr>
+        <w:ind w:left="5760" w:hanging="360"/>
+      </w:pPr>
+      <w:rPr>
+        <w:rFonts w:ascii="Courier New" w:hAnsi="Courier New" w:cs="Courier New" w:hint="default"/>
+      </w:rPr>
+    </w:lvl>
+    <w:lvl w:ilvl="8" w:tplc="04070005" w:tentative="1">
+      <w:start w:val="1"/>
+      <w:numFmt w:val="bullet"/>
+      <w:lvlText w:val=""/>
+      <w:lvlJc w:val="left"/>
+      <w:pPr>
+        <w:ind w:left="6480" w:hanging="360"/>
+      </w:pPr>
+      <w:rPr>
+        <w:rFonts w:ascii="Wingdings" w:hAnsi="Wingdings" w:hint="default"/>
+      </w:rPr>
+    </w:lvl>
+  </w:abstractNum>
+  <w:abstractNum w:abstractNumId="2" w15:restartNumberingAfterBreak="0">
+    <w:nsid w:val="25711205"/>
+    <w:multiLevelType w:val="hybridMultilevel"/>
+    <w:tmpl w:val="19762C34"/>
+    <w:lvl w:ilvl="0" w:tplc="04070001">
+      <w:start w:val="1"/>
+      <w:numFmt w:val="bullet"/>
+      <w:lvlText w:val=""/>
+      <w:lvlJc w:val="left"/>
+      <w:pPr>
+        <w:ind w:left="720" w:hanging="360"/>
+      </w:pPr>
+      <w:rPr>
+        <w:rFonts w:ascii="Symbol" w:hAnsi="Symbol" w:hint="default"/>
+      </w:rPr>
+    </w:lvl>
+    <w:lvl w:ilvl="1" w:tplc="04070003" w:tentative="1">
+      <w:start w:val="1"/>
+      <w:numFmt w:val="bullet"/>
+      <w:lvlText w:val="o"/>
+      <w:lvlJc w:val="left"/>
+      <w:pPr>
+        <w:ind w:left="1440" w:hanging="360"/>
+      </w:pPr>
+      <w:rPr>
+        <w:rFonts w:ascii="Courier New" w:hAnsi="Courier New" w:cs="Courier New" w:hint="default"/>
+      </w:rPr>
+    </w:lvl>
+    <w:lvl w:ilvl="2" w:tplc="04070005" w:tentative="1">
+      <w:start w:val="1"/>
+      <w:numFmt w:val="bullet"/>
+      <w:lvlText w:val=""/>
+      <w:lvlJc w:val="left"/>
+      <w:pPr>
+        <w:ind w:left="2160" w:hanging="360"/>
+      </w:pPr>
+      <w:rPr>
+        <w:rFonts w:ascii="Wingdings" w:hAnsi="Wingdings" w:hint="default"/>
+      </w:rPr>
+    </w:lvl>
+    <w:lvl w:ilvl="3" w:tplc="04070001" w:tentative="1">
+      <w:start w:val="1"/>
+      <w:numFmt w:val="bullet"/>
+      <w:lvlText w:val=""/>
+      <w:lvlJc w:val="left"/>
+      <w:pPr>
+        <w:ind w:left="2880" w:hanging="360"/>
+      </w:pPr>
+      <w:rPr>
+        <w:rFonts w:ascii="Symbol" w:hAnsi="Symbol" w:hint="default"/>
+      </w:rPr>
+    </w:lvl>
+    <w:lvl w:ilvl="4" w:tplc="04070003" w:tentative="1">
+      <w:start w:val="1"/>
+      <w:numFmt w:val="bullet"/>
+      <w:lvlText w:val="o"/>
+      <w:lvlJc w:val="left"/>
+      <w:pPr>
+        <w:ind w:left="3600" w:hanging="360"/>
+      </w:pPr>
+      <w:rPr>
+        <w:rFonts w:ascii="Courier New" w:hAnsi="Courier New" w:cs="Courier New" w:hint="default"/>
+      </w:rPr>
+    </w:lvl>
+    <w:lvl w:ilvl="5" w:tplc="04070005" w:tentative="1">
+      <w:start w:val="1"/>
+      <w:numFmt w:val="bullet"/>
+      <w:lvlText w:val=""/>
+      <w:lvlJc w:val="left"/>
+      <w:pPr>
+        <w:ind w:left="4320" w:hanging="360"/>
+      </w:pPr>
+      <w:rPr>
+        <w:rFonts w:ascii="Wingdings" w:hAnsi="Wingdings" w:hint="default"/>
+      </w:rPr>
+    </w:lvl>
+    <w:lvl w:ilvl="6" w:tplc="04070001" w:tentative="1">
+      <w:start w:val="1"/>
+      <w:numFmt w:val="bullet"/>
+      <w:lvlText w:val=""/>
+      <w:lvlJc w:val="left"/>
+      <w:pPr>
+        <w:ind w:left="5040" w:hanging="360"/>
+      </w:pPr>
+      <w:rPr>
+        <w:rFonts w:ascii="Symbol" w:hAnsi="Symbol" w:hint="default"/>
+      </w:rPr>
+    </w:lvl>
+    <w:lvl w:ilvl="7" w:tplc="04070003" w:tentative="1">
+      <w:start w:val="1"/>
+      <w:numFmt w:val="bullet"/>
+      <w:lvlText w:val="o"/>
+      <w:lvlJc w:val="left"/>
+      <w:pPr>
+        <w:ind w:left="5760" w:hanging="360"/>
+      </w:pPr>
+      <w:rPr>
+        <w:rFonts w:ascii="Courier New" w:hAnsi="Courier New" w:cs="Courier New" w:hint="default"/>
+      </w:rPr>
+    </w:lvl>
+    <w:lvl w:ilvl="8" w:tplc="04070005" w:tentative="1">
+      <w:start w:val="1"/>
+      <w:numFmt w:val="bullet"/>
+      <w:lvlText w:val=""/>
+      <w:lvlJc w:val="left"/>
+      <w:pPr>
+        <w:ind w:left="6480" w:hanging="360"/>
+      </w:pPr>
+      <w:rPr>
+        <w:rFonts w:ascii="Wingdings" w:hAnsi="Wingdings" w:hint="default"/>
+      </w:rPr>
+    </w:lvl>
+  </w:abstractNum>
+  <w:abstractNum w:abstractNumId="3" w15:restartNumberingAfterBreak="0">
     <w:nsid w:val="34124C60"/>
     <w:multiLevelType w:val="multilevel"/>
     <w:tmpl w:val="63460276"/>
@@ -1195,7 +1322,7 @@
       <w:lvlJc w:val="left"/>
     </w:lvl>
   </w:abstractNum>
-  <w:abstractNum w:abstractNumId="2" w15:restartNumberingAfterBreak="0">
+  <w:abstractNum w:abstractNumId="4" w15:restartNumberingAfterBreak="0">
     <w:nsid w:val="378F37C7"/>
     <w:multiLevelType w:val="multilevel"/>
     <w:tmpl w:val="14A42BB2"/>
@@ -1246,7 +1373,7 @@
       <w:lvlJc w:val="left"/>
     </w:lvl>
   </w:abstractNum>
-  <w:abstractNum w:abstractNumId="3" w15:restartNumberingAfterBreak="0">
+  <w:abstractNum w:abstractNumId="5" w15:restartNumberingAfterBreak="0">
     <w:nsid w:val="3DFF1F01"/>
     <w:multiLevelType w:val="multilevel"/>
     <w:tmpl w:val="67E2EA4C"/>
@@ -1297,7 +1424,7 @@
       <w:lvlJc w:val="left"/>
     </w:lvl>
   </w:abstractNum>
-  <w:abstractNum w:abstractNumId="4" w15:restartNumberingAfterBreak="0">
+  <w:abstractNum w:abstractNumId="6" w15:restartNumberingAfterBreak="0">
     <w:nsid w:val="40A11667"/>
     <w:multiLevelType w:val="hybridMultilevel"/>
     <w:tmpl w:val="54DE282C"/>
@@ -1410,7 +1537,7 @@
       </w:rPr>
     </w:lvl>
   </w:abstractNum>
-  <w:abstractNum w:abstractNumId="5" w15:restartNumberingAfterBreak="0">
+  <w:abstractNum w:abstractNumId="7" w15:restartNumberingAfterBreak="0">
     <w:nsid w:val="46001FE4"/>
     <w:multiLevelType w:val="multilevel"/>
     <w:tmpl w:val="3C6EB83A"/>
@@ -1461,7 +1588,7 @@
       <w:lvlJc w:val="left"/>
     </w:lvl>
   </w:abstractNum>
-  <w:abstractNum w:abstractNumId="6" w15:restartNumberingAfterBreak="0">
+  <w:abstractNum w:abstractNumId="8" w15:restartNumberingAfterBreak="0">
     <w:nsid w:val="6D9D5C81"/>
     <w:multiLevelType w:val="multilevel"/>
     <w:tmpl w:val="26DE6D36"/>
@@ -1512,7 +1639,7 @@
       <w:lvlJc w:val="left"/>
     </w:lvl>
   </w:abstractNum>
-  <w:abstractNum w:abstractNumId="7" w15:restartNumberingAfterBreak="0">
+  <w:abstractNum w:abstractNumId="9" w15:restartNumberingAfterBreak="0">
     <w:nsid w:val="78A9407C"/>
     <w:multiLevelType w:val="multilevel"/>
     <w:tmpl w:val="177AE56A"/>
@@ -1563,7 +1690,7 @@
       <w:lvlJc w:val="left"/>
     </w:lvl>
   </w:abstractNum>
-  <w:abstractNum w:abstractNumId="8" w15:restartNumberingAfterBreak="0">
+  <w:abstractNum w:abstractNumId="10" w15:restartNumberingAfterBreak="0">
     <w:nsid w:val="7D4338C7"/>
     <w:multiLevelType w:val="multilevel"/>
     <w:tmpl w:val="EF7E59BA"/>
@@ -1618,28 +1745,34 @@
     <w:abstractNumId w:val="0"/>
   </w:num>
   <w:num w:numId="2" w16cid:durableId="751850763">
+    <w:abstractNumId w:val="10"/>
+  </w:num>
+  <w:num w:numId="3" w16cid:durableId="1664551487">
     <w:abstractNumId w:val="8"/>
   </w:num>
-  <w:num w:numId="3" w16cid:durableId="1664551487">
+  <w:num w:numId="4" w16cid:durableId="1356273193">
+    <w:abstractNumId w:val="7"/>
+  </w:num>
+  <w:num w:numId="5" w16cid:durableId="1143346999">
+    <w:abstractNumId w:val="5"/>
+  </w:num>
+  <w:num w:numId="6" w16cid:durableId="451437883">
+    <w:abstractNumId w:val="9"/>
+  </w:num>
+  <w:num w:numId="7" w16cid:durableId="1127896975">
+    <w:abstractNumId w:val="4"/>
+  </w:num>
+  <w:num w:numId="8" w16cid:durableId="501821607">
+    <w:abstractNumId w:val="3"/>
+  </w:num>
+  <w:num w:numId="9" w16cid:durableId="1713651217">
     <w:abstractNumId w:val="6"/>
   </w:num>
-  <w:num w:numId="4" w16cid:durableId="1356273193">
-    <w:abstractNumId w:val="5"/>
-  </w:num>
-  <w:num w:numId="5" w16cid:durableId="1143346999">
-    <w:abstractNumId w:val="3"/>
-  </w:num>
-  <w:num w:numId="6" w16cid:durableId="451437883">
-    <w:abstractNumId w:val="7"/>
-  </w:num>
-  <w:num w:numId="7" w16cid:durableId="1127896975">
-    <w:abstractNumId w:val="2"/>
-  </w:num>
-  <w:num w:numId="8" w16cid:durableId="501821607">
+  <w:num w:numId="10" w16cid:durableId="202136395">
     <w:abstractNumId w:val="1"/>
   </w:num>
-  <w:num w:numId="9" w16cid:durableId="1713651217">
-    <w:abstractNumId w:val="4"/>
+  <w:num w:numId="11" w16cid:durableId="62223615">
+    <w:abstractNumId w:val="2"/>
   </w:num>
 </w:numbering>
 </file>
@@ -2069,6 +2202,7 @@
   <w:style w:type="character" w:default="1" w:styleId="Absatz-Standardschriftart">
     <w:name w:val="Default Paragraph Font"/>
     <w:uiPriority w:val="1"/>
+    <w:semiHidden/>
     <w:unhideWhenUsed/>
   </w:style>
   <w:style w:type="table" w:default="1" w:styleId="NormaleTabelle">
